--- a/docs/huong-dan/Huong-dan-giao-vien.docx
+++ b/docs/huong-dan/Huong-dan-giao-vien.docx
@@ -309,7 +309,7 @@
           <w:sz w:val="22"/>
           <w:szCs w:val="22"/>
         </w:rPr>
-        <w:t xml:space="preserve">	15</w:t>
+        <w:t xml:space="preserve">	13</w:t>
       </w:r>
     </w:p>
     <w:p>
@@ -341,7 +341,7 @@
           <w:sz w:val="22"/>
           <w:szCs w:val="22"/>
         </w:rPr>
-        <w:t xml:space="preserve">	19</w:t>
+        <w:t xml:space="preserve">	18</w:t>
       </w:r>
     </w:p>
     <w:p>
@@ -373,7 +373,7 @@
           <w:sz w:val="22"/>
           <w:szCs w:val="22"/>
         </w:rPr>
-        <w:t xml:space="preserve">	23</w:t>
+        <w:t xml:space="preserve">	22</w:t>
       </w:r>
     </w:p>
     <w:p>
@@ -405,7 +405,7 @@
           <w:sz w:val="22"/>
           <w:szCs w:val="22"/>
         </w:rPr>
-        <w:t xml:space="preserve">	26</w:t>
+        <w:t xml:space="preserve">	25</w:t>
       </w:r>
     </w:p>
     <w:p>
@@ -437,7 +437,7 @@
           <w:sz w:val="22"/>
           <w:szCs w:val="22"/>
         </w:rPr>
-        <w:t xml:space="preserve">	27</w:t>
+        <w:t xml:space="preserve">	26</w:t>
       </w:r>
     </w:p>
     <w:p>
@@ -469,7 +469,7 @@
           <w:sz w:val="22"/>
           <w:szCs w:val="22"/>
         </w:rPr>
-        <w:t xml:space="preserve">	28</w:t>
+        <w:t xml:space="preserve">	27</w:t>
       </w:r>
     </w:p>
     <w:p>
@@ -1004,6 +1004,8 @@
     </w:p>
     <w:p>
       <w:pPr>
+        <w:keepNext/>
+        <w:keepLines/>
         <w:spacing w:after="60" w:before="200"/>
         <w:jc w:val="center"/>
       </w:pPr>
@@ -1050,6 +1052,7 @@
     </w:p>
     <w:p>
       <w:pPr>
+        <w:keepNext/>
         <w:spacing w:after="220"/>
         <w:jc w:val="center"/>
       </w:pPr>
@@ -1441,6 +1444,8 @@
     </w:p>
     <w:p>
       <w:pPr>
+        <w:keepNext/>
+        <w:keepLines/>
         <w:spacing w:after="60" w:before="200"/>
         <w:jc w:val="center"/>
       </w:pPr>
@@ -1487,6 +1492,7 @@
     </w:p>
     <w:p>
       <w:pPr>
+        <w:keepNext/>
         <w:spacing w:after="220"/>
         <w:jc w:val="center"/>
       </w:pPr>
@@ -2316,6 +2322,8 @@
     </w:p>
     <w:p>
       <w:pPr>
+        <w:keepNext/>
+        <w:keepLines/>
         <w:spacing w:after="60" w:before="200"/>
         <w:jc w:val="center"/>
       </w:pPr>
@@ -2362,6 +2370,7 @@
     </w:p>
     <w:p>
       <w:pPr>
+        <w:keepNext/>
         <w:spacing w:after="220"/>
         <w:jc w:val="center"/>
       </w:pPr>
@@ -2721,13 +2730,15 @@
     </w:p>
     <w:p>
       <w:pPr>
+        <w:keepNext/>
+        <w:keepLines/>
         <w:spacing w:after="60" w:before="200"/>
         <w:jc w:val="center"/>
       </w:pPr>
       <w:r>
         <w:drawing>
           <wp:inline distT="0" distB="0" distL="0" distR="0">
-            <wp:extent cx="5762625" cy="5334000"/>
+            <wp:extent cx="5610225" cy="5191125"/>
             <wp:effectExtent t="0" r="0" b="0" l="0"/>
             <wp:docPr id="1" name="" descr="" title=""/>
             <wp:cNvGraphicFramePr>
@@ -2752,7 +2763,7 @@
                   <pic:spPr bwMode="auto">
                     <a:xfrm>
                       <a:off x="0" y="0"/>
-                      <a:ext cx="5762625" cy="5334000"/>
+                      <a:ext cx="5610225" cy="5191125"/>
                     </a:xfrm>
                     <a:prstGeom prst="rect">
                       <a:avLst/>
@@ -2767,6 +2778,7 @@
     </w:p>
     <w:p>
       <w:pPr>
+        <w:keepNext/>
         <w:spacing w:after="220"/>
         <w:jc w:val="center"/>
       </w:pPr>
@@ -2963,6 +2975,8 @@
     </w:p>
     <w:p>
       <w:pPr>
+        <w:keepNext/>
+        <w:keepLines/>
         <w:spacing w:after="60" w:before="200"/>
         <w:jc w:val="center"/>
       </w:pPr>
@@ -3009,6 +3023,7 @@
     </w:p>
     <w:p>
       <w:pPr>
+        <w:keepNext/>
         <w:spacing w:after="220"/>
         <w:jc w:val="center"/>
       </w:pPr>
@@ -3281,6 +3296,8 @@
     </w:p>
     <w:p>
       <w:pPr>
+        <w:keepNext/>
+        <w:keepLines/>
         <w:spacing w:after="60" w:before="200"/>
         <w:jc w:val="center"/>
       </w:pPr>
@@ -3327,6 +3344,7 @@
     </w:p>
     <w:p>
       <w:pPr>
+        <w:keepNext/>
         <w:spacing w:after="220"/>
         <w:jc w:val="center"/>
       </w:pPr>
@@ -3475,6 +3493,8 @@
     </w:p>
     <w:p>
       <w:pPr>
+        <w:keepNext/>
+        <w:keepLines/>
         <w:spacing w:after="60" w:before="200"/>
         <w:jc w:val="center"/>
       </w:pPr>
@@ -3521,6 +3541,7 @@
     </w:p>
     <w:p>
       <w:pPr>
+        <w:keepNext/>
         <w:spacing w:after="220"/>
         <w:jc w:val="center"/>
       </w:pPr>
@@ -4033,6 +4054,8 @@
     </w:p>
     <w:p>
       <w:pPr>
+        <w:keepNext/>
+        <w:keepLines/>
         <w:spacing w:after="60" w:before="200"/>
         <w:jc w:val="center"/>
       </w:pPr>
@@ -4079,6 +4102,7 @@
     </w:p>
     <w:p>
       <w:pPr>
+        <w:keepNext/>
         <w:spacing w:after="220"/>
         <w:jc w:val="center"/>
       </w:pPr>
@@ -4426,6 +4450,8 @@
     </w:p>
     <w:p>
       <w:pPr>
+        <w:keepNext/>
+        <w:keepLines/>
         <w:spacing w:after="60" w:before="200"/>
         <w:jc w:val="center"/>
       </w:pPr>
@@ -4472,6 +4498,7 @@
     </w:p>
     <w:p>
       <w:pPr>
+        <w:keepNext/>
         <w:spacing w:after="220"/>
         <w:jc w:val="center"/>
       </w:pPr>
@@ -4736,6 +4763,8 @@
     </w:p>
     <w:p>
       <w:pPr>
+        <w:keepNext/>
+        <w:keepLines/>
         <w:spacing w:after="60" w:before="200"/>
         <w:jc w:val="center"/>
       </w:pPr>
@@ -4782,6 +4811,7 @@
     </w:p>
     <w:p>
       <w:pPr>
+        <w:keepNext/>
         <w:spacing w:after="220"/>
         <w:jc w:val="center"/>
       </w:pPr>
@@ -4974,13 +5004,15 @@
     </w:p>
     <w:p>
       <w:pPr>
+        <w:keepNext/>
+        <w:keepLines/>
         <w:spacing w:after="60" w:before="200"/>
         <w:jc w:val="center"/>
       </w:pPr>
       <w:r>
         <w:drawing>
           <wp:inline distT="0" distB="0" distL="0" distR="0">
-            <wp:extent cx="5762625" cy="9029700"/>
+            <wp:extent cx="5762625" cy="3181350"/>
             <wp:effectExtent t="0" r="0" b="0" l="0"/>
             <wp:docPr id="1" name="" descr="" title=""/>
             <wp:cNvGraphicFramePr>
@@ -5005,7 +5037,7 @@
                   <pic:spPr bwMode="auto">
                     <a:xfrm>
                       <a:off x="0" y="0"/>
-                      <a:ext cx="5762625" cy="9029700"/>
+                      <a:ext cx="5762625" cy="3181350"/>
                     </a:xfrm>
                     <a:prstGeom prst="rect">
                       <a:avLst/>
@@ -5020,6 +5052,7 @@
     </w:p>
     <w:p>
       <w:pPr>
+        <w:keepNext/>
         <w:spacing w:after="220"/>
         <w:jc w:val="center"/>
       </w:pPr>
@@ -5201,13 +5234,15 @@
     </w:p>
     <w:p>
       <w:pPr>
+        <w:keepNext/>
+        <w:keepLines/>
         <w:spacing w:after="60" w:before="200"/>
         <w:jc w:val="center"/>
       </w:pPr>
       <w:r>
         <w:drawing>
           <wp:inline distT="0" distB="0" distL="0" distR="0">
-            <wp:extent cx="5762625" cy="5305425"/>
+            <wp:extent cx="5638800" cy="5191125"/>
             <wp:effectExtent t="0" r="0" b="0" l="0"/>
             <wp:docPr id="1" name="" descr="" title=""/>
             <wp:cNvGraphicFramePr>
@@ -5232,7 +5267,7 @@
                   <pic:spPr bwMode="auto">
                     <a:xfrm>
                       <a:off x="0" y="0"/>
-                      <a:ext cx="5762625" cy="5305425"/>
+                      <a:ext cx="5638800" cy="5191125"/>
                     </a:xfrm>
                     <a:prstGeom prst="rect">
                       <a:avLst/>
@@ -5247,6 +5282,7 @@
     </w:p>
     <w:p>
       <w:pPr>
+        <w:keepNext/>
         <w:spacing w:after="220"/>
         <w:jc w:val="center"/>
       </w:pPr>
@@ -5490,7 +5526,7 @@
           <w:sz w:val="22"/>
           <w:szCs w:val="22"/>
         </w:rPr>
-        <w:t xml:space="preserve"> để chọn hết.</w:t>
+        <w:t xml:space="preserve"> để chọn hết một lượt.</w:t>
       </w:r>
     </w:p>
     <w:p>
@@ -5525,36 +5561,8 @@
     </w:p>
     <w:p>
       <w:pPr>
-        <w:spacing w:after="120" w:line="288"/>
-        <w:ind w:left="360" w:hanging="360"/>
-      </w:pPr>
-      <w:r>
-        <w:rPr>
-          <w:rFonts w:ascii="Arial" w:cs="Arial" w:eastAsia="Arial" w:hAnsi="Arial"/>
-          <w:b/>
-          <w:bCs/>
-          <w:color w:val="C05621"/>
-          <w:sz w:val="22"/>
-          <w:szCs w:val="22"/>
-        </w:rPr>
-        <w:t xml:space="preserve">3. </w:t>
-      </w:r>
-      <w:r>
-        <w:rPr>
-          <w:rFonts w:ascii="Arial" w:cs="Arial" w:eastAsia="Arial" w:hAnsi="Arial"/>
-          <w:b w:val="false"/>
-          <w:bCs w:val="false"/>
-          <w:i w:val="false"/>
-          <w:iCs w:val="false"/>
-          <w:color w:val="1A1A1A"/>
-          <w:sz w:val="22"/>
-          <w:szCs w:val="22"/>
-        </w:rPr>
-        <w:t xml:space="preserve">Chọn số sao, viết nhận xét chung nếu muốn, rồi áp dụng.</w:t>
-      </w:r>
-    </w:p>
-    <w:p>
-      <w:pPr>
+        <w:keepNext/>
+        <w:keepLines/>
         <w:spacing w:after="60" w:before="200"/>
         <w:jc w:val="center"/>
       </w:pPr>
@@ -5601,6 +5609,7 @@
     </w:p>
     <w:p>
       <w:pPr>
+        <w:keepNext/>
         <w:spacing w:after="220"/>
         <w:jc w:val="center"/>
       </w:pPr>
@@ -5628,6 +5637,316 @@
         </w:rPr>
         <w:t xml:space="preserve">Thanh thao tác hàng loạt.</w:t>
       </w:r>
+    </w:p>
+    <w:p>
+      <w:pPr>
+        <w:spacing w:after="70" w:line="276"/>
+        <w:ind w:left="360" w:hanging="360"/>
+      </w:pPr>
+      <w:r>
+        <w:rPr>
+          <w:rFonts w:ascii="Arial" w:cs="Arial" w:eastAsia="Arial" w:hAnsi="Arial"/>
+          <w:b/>
+          <w:bCs/>
+          <w:color w:val="C05621"/>
+          <w:sz w:val="21"/>
+          <w:szCs w:val="21"/>
+        </w:rPr>
+        <w:t xml:space="preserve">1  </w:t>
+      </w:r>
+      <w:r>
+        <w:rPr>
+          <w:rFonts w:ascii="Arial" w:cs="Arial" w:eastAsia="Arial" w:hAnsi="Arial"/>
+          <w:b w:val="false"/>
+          <w:bCs w:val="false"/>
+          <w:i w:val="false"/>
+          <w:iCs w:val="false"/>
+          <w:color w:val="1A1A1A"/>
+          <w:sz w:val="21"/>
+          <w:szCs w:val="21"/>
+        </w:rPr>
+        <w:t xml:space="preserve">Bấm </w:t>
+      </w:r>
+      <w:r>
+        <w:rPr>
+          <w:rFonts w:ascii="Arial" w:cs="Arial" w:eastAsia="Arial" w:hAnsi="Arial"/>
+          <w:b/>
+          <w:bCs/>
+          <w:i w:val="false"/>
+          <w:iCs w:val="false"/>
+          <w:color w:val="1A1A1A"/>
+          <w:sz w:val="21"/>
+          <w:szCs w:val="21"/>
+        </w:rPr>
+        <w:t xml:space="preserve">Chấm sao N tiết</w:t>
+      </w:r>
+      <w:r>
+        <w:rPr>
+          <w:rFonts w:ascii="Arial" w:cs="Arial" w:eastAsia="Arial" w:hAnsi="Arial"/>
+          <w:b w:val="false"/>
+          <w:bCs w:val="false"/>
+          <w:i w:val="false"/>
+          <w:iCs w:val="false"/>
+          <w:color w:val="1A1A1A"/>
+          <w:sz w:val="21"/>
+          <w:szCs w:val="21"/>
+        </w:rPr>
+        <w:t xml:space="preserve"> để mở cửa sổ chấm.</w:t>
+      </w:r>
+    </w:p>
+    <w:p>
+      <w:pPr>
+        <w:spacing w:after="120"/>
+      </w:pPr>
+    </w:p>
+    <w:p>
+      <w:pPr>
+        <w:spacing w:after="120" w:line="288"/>
+        <w:ind w:left="360" w:hanging="360"/>
+      </w:pPr>
+      <w:r>
+        <w:rPr>
+          <w:rFonts w:ascii="Arial" w:cs="Arial" w:eastAsia="Arial" w:hAnsi="Arial"/>
+          <w:b/>
+          <w:bCs/>
+          <w:color w:val="C05621"/>
+          <w:sz w:val="22"/>
+          <w:szCs w:val="22"/>
+        </w:rPr>
+        <w:t xml:space="preserve">3. </w:t>
+      </w:r>
+      <w:r>
+        <w:rPr>
+          <w:rFonts w:ascii="Arial" w:cs="Arial" w:eastAsia="Arial" w:hAnsi="Arial"/>
+          <w:b w:val="false"/>
+          <w:bCs w:val="false"/>
+          <w:i w:val="false"/>
+          <w:iCs w:val="false"/>
+          <w:color w:val="1A1A1A"/>
+          <w:sz w:val="22"/>
+          <w:szCs w:val="22"/>
+        </w:rPr>
+        <w:t xml:space="preserve">Chọn số sao cho cả nhóm, viết nhận xét chung nếu muốn, rồi bấm chấm.</w:t>
+      </w:r>
+    </w:p>
+    <w:p>
+      <w:pPr>
+        <w:keepNext/>
+        <w:keepLines/>
+        <w:spacing w:after="60" w:before="200"/>
+        <w:jc w:val="center"/>
+      </w:pPr>
+      <w:r>
+        <w:drawing>
+          <wp:inline distT="0" distB="0" distL="0" distR="0">
+            <wp:extent cx="5286375" cy="5191125"/>
+            <wp:effectExtent t="0" r="0" b="0" l="0"/>
+            <wp:docPr id="1" name="" descr="" title=""/>
+            <wp:cNvGraphicFramePr>
+              <a:graphicFrameLocks xmlns:a="http://schemas.openxmlformats.org/drawingml/2006/main" noChangeAspect="1"/>
+            </wp:cNvGraphicFramePr>
+            <a:graphic xmlns:a="http://schemas.openxmlformats.org/drawingml/2006/main">
+              <a:graphicData uri="http://schemas.openxmlformats.org/drawingml/2006/picture">
+                <pic:pic xmlns:pic="http://schemas.openxmlformats.org/drawingml/2006/picture">
+                  <pic:nvPicPr>
+                    <pic:cNvPr id="0" name="" descr=""/>
+                    <pic:cNvPicPr>
+                      <a:picLocks noChangeAspect="1" noChangeArrowheads="1"/>
+                    </pic:cNvPicPr>
+                  </pic:nvPicPr>
+                  <pic:blipFill>
+                    <a:blip r:embed="rId21" cstate="none"/>
+                    <a:srcRect/>
+                    <a:stretch>
+                      <a:fillRect/>
+                    </a:stretch>
+                  </pic:blipFill>
+                  <pic:spPr bwMode="auto">
+                    <a:xfrm>
+                      <a:off x="0" y="0"/>
+                      <a:ext cx="5286375" cy="5191125"/>
+                    </a:xfrm>
+                    <a:prstGeom prst="rect">
+                      <a:avLst/>
+                    </a:prstGeom>
+                  </pic:spPr>
+                </pic:pic>
+              </a:graphicData>
+            </a:graphic>
+          </wp:inline>
+        </w:drawing>
+      </w:r>
+    </w:p>
+    <w:p>
+      <w:pPr>
+        <w:keepNext/>
+        <w:spacing w:after="220"/>
+        <w:jc w:val="center"/>
+      </w:pPr>
+      <w:r>
+        <w:rPr>
+          <w:rFonts w:ascii="Arial" w:cs="Arial" w:eastAsia="Arial" w:hAnsi="Arial"/>
+          <w:b/>
+          <w:bCs/>
+          <w:color w:val="5A6472"/>
+          <w:sz w:val="19"/>
+          <w:szCs w:val="19"/>
+        </w:rPr>
+        <w:t xml:space="preserve">Hình 14 — </w:t>
+      </w:r>
+      <w:r>
+        <w:rPr>
+          <w:rFonts w:ascii="Arial" w:cs="Arial" w:eastAsia="Arial" w:hAnsi="Arial"/>
+          <w:b w:val="false"/>
+          <w:bCs w:val="false"/>
+          <w:i/>
+          <w:iCs/>
+          <w:color w:val="5A6472"/>
+          <w:sz w:val="19"/>
+          <w:szCs w:val="19"/>
+        </w:rPr>
+        <w:t xml:space="preserve">Cửa sổ chấm sao hàng loạt.</w:t>
+      </w:r>
+    </w:p>
+    <w:tbl>
+      <w:tblPr>
+        <w:tblW w:type="dxa" w:w="9070"/>
+        <w:tblBorders>
+          <w:top w:val="single" w:color="2F6FAF" w:sz="8"/>
+          <w:left w:val="single" w:color="2F6FAF" w:sz="24"/>
+          <w:bottom w:val="single" w:color="2F6FAF" w:sz="8"/>
+          <w:right w:val="single" w:color="2F6FAF" w:sz="8"/>
+          <w:insideH w:val="none"/>
+          <w:insideV w:val="none"/>
+        </w:tblBorders>
+        <w:tblLayout w:type="fixed"/>
+      </w:tblPr>
+      <w:tblGrid>
+        <w:gridCol w:w="9070"/>
+      </w:tblGrid>
+      <w:tr>
+        <w:tc>
+          <w:tcPr>
+            <w:tcW w:type="dxa" w:w="9070"/>
+            <w:shd w:fill="EAF2FB" w:val="clear"/>
+            <w:tcMar>
+              <w:top w:type="dxa" w:w="140"/>
+              <w:left w:type="dxa" w:w="180"/>
+              <w:bottom w:type="dxa" w:w="140"/>
+              <w:right w:type="dxa" w:w="180"/>
+            </w:tcMar>
+          </w:tcPr>
+          <w:p>
+            <w:pPr>
+              <w:spacing w:after="70"/>
+            </w:pPr>
+            <w:r>
+              <w:rPr>
+                <w:rFonts w:ascii="Arial" w:cs="Arial" w:eastAsia="Arial" w:hAnsi="Arial"/>
+                <w:b/>
+                <w:bCs/>
+                <w:color w:val="2F6FAF"/>
+                <w:sz w:val="19"/>
+                <w:szCs w:val="19"/>
+              </w:rPr>
+              <w:t xml:space="preserve">LƯU Ý</w:t>
+            </w:r>
+          </w:p>
+          <w:p>
+            <w:pPr>
+              <w:spacing w:after="0" w:line="276"/>
+            </w:pPr>
+            <w:r>
+              <w:rPr>
+                <w:rFonts w:ascii="Arial" w:cs="Arial" w:eastAsia="Arial" w:hAnsi="Arial"/>
+                <w:b w:val="false"/>
+                <w:bCs w:val="false"/>
+                <w:i w:val="false"/>
+                <w:iCs w:val="false"/>
+                <w:color w:val="1A1A1A"/>
+                <w:sz w:val="21"/>
+                <w:szCs w:val="21"/>
+              </w:rPr>
+              <w:t xml:space="preserve">Cửa sổ liệt kê </w:t>
+            </w:r>
+            <w:r>
+              <w:rPr>
+                <w:rFonts w:ascii="Arial" w:cs="Arial" w:eastAsia="Arial" w:hAnsi="Arial"/>
+                <w:b/>
+                <w:bCs/>
+                <w:i w:val="false"/>
+                <w:iCs w:val="false"/>
+                <w:color w:val="1A1A1A"/>
+                <w:sz w:val="21"/>
+                <w:szCs w:val="21"/>
+              </w:rPr>
+              <w:t xml:space="preserve">sẽ chấm cho những em nào</w:t>
+            </w:r>
+            <w:r>
+              <w:rPr>
+                <w:rFonts w:ascii="Arial" w:cs="Arial" w:eastAsia="Arial" w:hAnsi="Arial"/>
+                <w:b w:val="false"/>
+                <w:bCs w:val="false"/>
+                <w:i w:val="false"/>
+                <w:iCs w:val="false"/>
+                <w:color w:val="1A1A1A"/>
+                <w:sz w:val="21"/>
+                <w:szCs w:val="21"/>
+              </w:rPr>
+              <w:t xml:space="preserve"> trước khi thầy cô bấm — đọc lại danh sách đó rồi mới chấm.</w:t>
+            </w:r>
+          </w:p>
+          <w:p>
+            <w:pPr>
+              <w:spacing w:after="0" w:line="276"/>
+            </w:pPr>
+            <w:r>
+              <w:rPr>
+                <w:rFonts w:ascii="Arial" w:cs="Arial" w:eastAsia="Arial" w:hAnsi="Arial"/>
+                <w:b w:val="false"/>
+                <w:bCs w:val="false"/>
+                <w:i w:val="false"/>
+                <w:iCs w:val="false"/>
+                <w:color w:val="1A1A1A"/>
+                <w:sz w:val="21"/>
+                <w:szCs w:val="21"/>
+              </w:rPr>
+              <w:t xml:space="preserve">Nếu trong nhóm có tiết đã bị </w:t>
+            </w:r>
+            <w:r>
+              <w:rPr>
+                <w:rFonts w:ascii="Arial" w:cs="Arial" w:eastAsia="Arial" w:hAnsi="Arial"/>
+                <w:b/>
+                <w:bCs/>
+                <w:i w:val="false"/>
+                <w:iCs w:val="false"/>
+                <w:color w:val="1A1A1A"/>
+                <w:sz w:val="21"/>
+                <w:szCs w:val="21"/>
+              </w:rPr>
+              <w:t xml:space="preserve">hệ thống tự chấm 1 sao</w:t>
+            </w:r>
+            <w:r>
+              <w:rPr>
+                <w:rFonts w:ascii="Arial" w:cs="Arial" w:eastAsia="Arial" w:hAnsi="Arial"/>
+                <w:b w:val="false"/>
+                <w:bCs w:val="false"/>
+                <w:i w:val="false"/>
+                <w:iCs w:val="false"/>
+                <w:color w:val="1A1A1A"/>
+                <w:sz w:val="21"/>
+                <w:szCs w:val="21"/>
+              </w:rPr>
+              <w:t xml:space="preserve">, cửa sổ nói rõ số lượng và cảnh báo rằng chấm ở đây sẽ ghi đè lên điểm tự động.</w:t>
+            </w:r>
+          </w:p>
+        </w:tc>
+      </w:tr>
+    </w:tbl>
+    <w:p>
+      <w:pPr>
+        <w:spacing w:after="160"/>
+      </w:pPr>
     </w:p>
     <w:tbl>
       <w:tblPr>
@@ -5688,7 +6007,7 @@
                 <w:sz w:val="21"/>
                 <w:szCs w:val="21"/>
               </w:rPr>
-              <w:t xml:space="preserve">Nhận xét chung sẽ </w:t>
+              <w:t xml:space="preserve">Để trống ô </w:t>
             </w:r>
             <w:r>
               <w:rPr>
@@ -5701,7 +6020,7 @@
                 <w:sz w:val="21"/>
                 <w:szCs w:val="21"/>
               </w:rPr>
-              <w:t xml:space="preserve">ghi đè</w:t>
+              <w:t xml:space="preserve">Nhận xét chung</w:t>
             </w:r>
             <w:r>
               <w:rPr>
@@ -5714,7 +6033,33 @@
                 <w:sz w:val="21"/>
                 <w:szCs w:val="21"/>
               </w:rPr>
-              <w:t xml:space="preserve"> nhận xét riêng đã có, nếu thầy cô chọn ghi đè. Nên dùng chấm hàng loạt cho nhóm bài tương đương nhau, còn bài cần nói riêng thì chấm từng bài.</w:t>
+              <w:t xml:space="preserve"> thì nhận xét riêng của từng tiết </w:t>
+            </w:r>
+            <w:r>
+              <w:rPr>
+                <w:rFonts w:ascii="Arial" w:cs="Arial" w:eastAsia="Arial" w:hAnsi="Arial"/>
+                <w:b/>
+                <w:bCs/>
+                <w:i w:val="false"/>
+                <w:iCs w:val="false"/>
+                <w:color w:val="1A1A1A"/>
+                <w:sz w:val="21"/>
+                <w:szCs w:val="21"/>
+              </w:rPr>
+              <w:t xml:space="preserve">được giữ nguyên</w:t>
+            </w:r>
+            <w:r>
+              <w:rPr>
+                <w:rFonts w:ascii="Arial" w:cs="Arial" w:eastAsia="Arial" w:hAnsi="Arial"/>
+                <w:b w:val="false"/>
+                <w:bCs w:val="false"/>
+                <w:i w:val="false"/>
+                <w:iCs w:val="false"/>
+                <w:color w:val="1A1A1A"/>
+                <w:sz w:val="21"/>
+                <w:szCs w:val="21"/>
+              </w:rPr>
+              <w:t xml:space="preserve">. Chỉ khi thầy cô gõ vào ô đó, nhận xét cũ mới bị thay. Nên dùng chấm hàng loạt cho nhóm bài tương đương nhau, còn bài cần nói riêng thì mở lẻ ra chấm.</w:t>
             </w:r>
           </w:p>
         </w:tc>
@@ -5767,6 +6112,8 @@
     </w:p>
     <w:p>
       <w:pPr>
+        <w:keepNext/>
+        <w:keepLines/>
         <w:spacing w:after="60" w:before="200"/>
         <w:jc w:val="center"/>
       </w:pPr>
@@ -5789,7 +6136,7 @@
                     </pic:cNvPicPr>
                   </pic:nvPicPr>
                   <pic:blipFill>
-                    <a:blip r:embed="rId21" cstate="none"/>
+                    <a:blip r:embed="rId22" cstate="none"/>
                     <a:srcRect/>
                     <a:stretch>
                       <a:fillRect/>
@@ -5813,6 +6160,7 @@
     </w:p>
     <w:p>
       <w:pPr>
+        <w:keepNext/>
         <w:spacing w:after="220"/>
         <w:jc w:val="center"/>
       </w:pPr>
@@ -5825,7 +6173,7 @@
           <w:sz w:val="19"/>
           <w:szCs w:val="19"/>
         </w:rPr>
-        <w:t xml:space="preserve">Hình 14 — </w:t>
+        <w:t xml:space="preserve">Hình 15 — </w:t>
       </w:r>
       <w:r>
         <w:rPr>
@@ -6005,6 +6353,8 @@
     </w:p>
     <w:p>
       <w:pPr>
+        <w:keepNext/>
+        <w:keepLines/>
         <w:spacing w:after="60" w:before="200"/>
         <w:jc w:val="center"/>
       </w:pPr>
@@ -6012,148 +6362,6 @@
         <w:drawing>
           <wp:inline distT="0" distB="0" distL="0" distR="0">
             <wp:extent cx="5762625" cy="4276725"/>
-            <wp:effectExtent t="0" r="0" b="0" l="0"/>
-            <wp:docPr id="1" name="" descr="" title=""/>
-            <wp:cNvGraphicFramePr>
-              <a:graphicFrameLocks xmlns:a="http://schemas.openxmlformats.org/drawingml/2006/main" noChangeAspect="1"/>
-            </wp:cNvGraphicFramePr>
-            <a:graphic xmlns:a="http://schemas.openxmlformats.org/drawingml/2006/main">
-              <a:graphicData uri="http://schemas.openxmlformats.org/drawingml/2006/picture">
-                <pic:pic xmlns:pic="http://schemas.openxmlformats.org/drawingml/2006/picture">
-                  <pic:nvPicPr>
-                    <pic:cNvPr id="0" name="" descr=""/>
-                    <pic:cNvPicPr>
-                      <a:picLocks noChangeAspect="1" noChangeArrowheads="1"/>
-                    </pic:cNvPicPr>
-                  </pic:nvPicPr>
-                  <pic:blipFill>
-                    <a:blip r:embed="rId22" cstate="none"/>
-                    <a:srcRect/>
-                    <a:stretch>
-                      <a:fillRect/>
-                    </a:stretch>
-                  </pic:blipFill>
-                  <pic:spPr bwMode="auto">
-                    <a:xfrm>
-                      <a:off x="0" y="0"/>
-                      <a:ext cx="5762625" cy="4276725"/>
-                    </a:xfrm>
-                    <a:prstGeom prst="rect">
-                      <a:avLst/>
-                    </a:prstGeom>
-                  </pic:spPr>
-                </pic:pic>
-              </a:graphicData>
-            </a:graphic>
-          </wp:inline>
-        </w:drawing>
-      </w:r>
-    </w:p>
-    <w:p>
-      <w:pPr>
-        <w:spacing w:after="220"/>
-        <w:jc w:val="center"/>
-      </w:pPr>
-      <w:r>
-        <w:rPr>
-          <w:rFonts w:ascii="Arial" w:cs="Arial" w:eastAsia="Arial" w:hAnsi="Arial"/>
-          <w:b/>
-          <w:bCs/>
-          <w:color w:val="5A6472"/>
-          <w:sz w:val="19"/>
-          <w:szCs w:val="19"/>
-        </w:rPr>
-        <w:t xml:space="preserve">Hình 15 — </w:t>
-      </w:r>
-      <w:r>
-        <w:rPr>
-          <w:rFonts w:ascii="Arial" w:cs="Arial" w:eastAsia="Arial" w:hAnsi="Arial"/>
-          <w:b w:val="false"/>
-          <w:bCs w:val="false"/>
-          <w:i/>
-          <w:iCs/>
-          <w:color w:val="5A6472"/>
-          <w:sz w:val="19"/>
-          <w:szCs w:val="19"/>
-        </w:rPr>
-        <w:t xml:space="preserve">Bảng theo từng học sinh.</w:t>
-      </w:r>
-    </w:p>
-    <w:p>
-      <w:pPr>
-        <w:spacing w:after="200"/>
-      </w:pPr>
-    </w:p>
-    <w:p>
-      <w:pPr>
-        <w:pStyle w:val="Heading2"/>
-        <w:spacing w:after="140" w:before="300"/>
-      </w:pPr>
-      <w:r>
-        <w:rPr>
-          <w:rFonts w:ascii="Arial" w:cs="Arial" w:eastAsia="Arial" w:hAnsi="Arial"/>
-          <w:b/>
-          <w:bCs/>
-          <w:color w:val="1C4E80"/>
-          <w:sz w:val="26"/>
-          <w:szCs w:val="26"/>
-        </w:rPr>
-        <w:t xml:space="preserve">6.5 Đặt lại mật khẩu, chuyển lớp, đánh dấu tài khoản thử</w:t>
-      </w:r>
-    </w:p>
-    <w:p>
-      <w:pPr>
-        <w:spacing w:after="140" w:line="288"/>
-      </w:pPr>
-      <w:r>
-        <w:rPr>
-          <w:rFonts w:ascii="Arial" w:cs="Arial" w:eastAsia="Arial" w:hAnsi="Arial"/>
-          <w:b w:val="false"/>
-          <w:bCs w:val="false"/>
-          <w:i w:val="false"/>
-          <w:iCs w:val="false"/>
-          <w:color w:val="1A1A1A"/>
-          <w:sz w:val="22"/>
-          <w:szCs w:val="22"/>
-        </w:rPr>
-        <w:t xml:space="preserve">Trong thẻ </w:t>
-      </w:r>
-      <w:r>
-        <w:rPr>
-          <w:rFonts w:ascii="Arial" w:cs="Arial" w:eastAsia="Arial" w:hAnsi="Arial"/>
-          <w:b/>
-          <w:bCs/>
-          <w:i w:val="false"/>
-          <w:iCs w:val="false"/>
-          <w:color w:val="1A1A1A"/>
-          <w:sz w:val="22"/>
-          <w:szCs w:val="22"/>
-        </w:rPr>
-        <w:t xml:space="preserve">Học sinh</w:t>
-      </w:r>
-      <w:r>
-        <w:rPr>
-          <w:rFonts w:ascii="Arial" w:cs="Arial" w:eastAsia="Arial" w:hAnsi="Arial"/>
-          <w:b w:val="false"/>
-          <w:bCs w:val="false"/>
-          <w:i w:val="false"/>
-          <w:iCs w:val="false"/>
-          <w:color w:val="1A1A1A"/>
-          <w:sz w:val="22"/>
-          <w:szCs w:val="22"/>
-        </w:rPr>
-        <w:t xml:space="preserve">, mỗi dòng có hai nút ở cuối.</w:t>
-      </w:r>
-    </w:p>
-    <w:p>
-      <w:pPr>
-        <w:spacing w:after="60" w:before="200"/>
-        <w:jc w:val="center"/>
-      </w:pPr>
-      <w:r>
-        <w:drawing>
-          <wp:inline distT="0" distB="0" distL="0" distR="0">
-            <wp:extent cx="5762625" cy="4048125"/>
             <wp:effectExtent t="0" r="0" b="0" l="0"/>
             <wp:docPr id="1" name="" descr="" title=""/>
             <wp:cNvGraphicFramePr>
@@ -6178,6 +6386,151 @@
                   <pic:spPr bwMode="auto">
                     <a:xfrm>
                       <a:off x="0" y="0"/>
+                      <a:ext cx="5762625" cy="4276725"/>
+                    </a:xfrm>
+                    <a:prstGeom prst="rect">
+                      <a:avLst/>
+                    </a:prstGeom>
+                  </pic:spPr>
+                </pic:pic>
+              </a:graphicData>
+            </a:graphic>
+          </wp:inline>
+        </w:drawing>
+      </w:r>
+    </w:p>
+    <w:p>
+      <w:pPr>
+        <w:keepNext/>
+        <w:spacing w:after="220"/>
+        <w:jc w:val="center"/>
+      </w:pPr>
+      <w:r>
+        <w:rPr>
+          <w:rFonts w:ascii="Arial" w:cs="Arial" w:eastAsia="Arial" w:hAnsi="Arial"/>
+          <w:b/>
+          <w:bCs/>
+          <w:color w:val="5A6472"/>
+          <w:sz w:val="19"/>
+          <w:szCs w:val="19"/>
+        </w:rPr>
+        <w:t xml:space="preserve">Hình 16 — </w:t>
+      </w:r>
+      <w:r>
+        <w:rPr>
+          <w:rFonts w:ascii="Arial" w:cs="Arial" w:eastAsia="Arial" w:hAnsi="Arial"/>
+          <w:b w:val="false"/>
+          <w:bCs w:val="false"/>
+          <w:i/>
+          <w:iCs/>
+          <w:color w:val="5A6472"/>
+          <w:sz w:val="19"/>
+          <w:szCs w:val="19"/>
+        </w:rPr>
+        <w:t xml:space="preserve">Bảng theo từng học sinh.</w:t>
+      </w:r>
+    </w:p>
+    <w:p>
+      <w:pPr>
+        <w:spacing w:after="200"/>
+      </w:pPr>
+    </w:p>
+    <w:p>
+      <w:pPr>
+        <w:pStyle w:val="Heading2"/>
+        <w:spacing w:after="140" w:before="300"/>
+      </w:pPr>
+      <w:r>
+        <w:rPr>
+          <w:rFonts w:ascii="Arial" w:cs="Arial" w:eastAsia="Arial" w:hAnsi="Arial"/>
+          <w:b/>
+          <w:bCs/>
+          <w:color w:val="1C4E80"/>
+          <w:sz w:val="26"/>
+          <w:szCs w:val="26"/>
+        </w:rPr>
+        <w:t xml:space="preserve">6.5 Đặt lại mật khẩu, chuyển lớp, đánh dấu tài khoản thử</w:t>
+      </w:r>
+    </w:p>
+    <w:p>
+      <w:pPr>
+        <w:spacing w:after="140" w:line="288"/>
+      </w:pPr>
+      <w:r>
+        <w:rPr>
+          <w:rFonts w:ascii="Arial" w:cs="Arial" w:eastAsia="Arial" w:hAnsi="Arial"/>
+          <w:b w:val="false"/>
+          <w:bCs w:val="false"/>
+          <w:i w:val="false"/>
+          <w:iCs w:val="false"/>
+          <w:color w:val="1A1A1A"/>
+          <w:sz w:val="22"/>
+          <w:szCs w:val="22"/>
+        </w:rPr>
+        <w:t xml:space="preserve">Trong thẻ </w:t>
+      </w:r>
+      <w:r>
+        <w:rPr>
+          <w:rFonts w:ascii="Arial" w:cs="Arial" w:eastAsia="Arial" w:hAnsi="Arial"/>
+          <w:b/>
+          <w:bCs/>
+          <w:i w:val="false"/>
+          <w:iCs w:val="false"/>
+          <w:color w:val="1A1A1A"/>
+          <w:sz w:val="22"/>
+          <w:szCs w:val="22"/>
+        </w:rPr>
+        <w:t xml:space="preserve">Học sinh</w:t>
+      </w:r>
+      <w:r>
+        <w:rPr>
+          <w:rFonts w:ascii="Arial" w:cs="Arial" w:eastAsia="Arial" w:hAnsi="Arial"/>
+          <w:b w:val="false"/>
+          <w:bCs w:val="false"/>
+          <w:i w:val="false"/>
+          <w:iCs w:val="false"/>
+          <w:color w:val="1A1A1A"/>
+          <w:sz w:val="22"/>
+          <w:szCs w:val="22"/>
+        </w:rPr>
+        <w:t xml:space="preserve">, mỗi dòng có hai nút ở cuối.</w:t>
+      </w:r>
+    </w:p>
+    <w:p>
+      <w:pPr>
+        <w:keepNext/>
+        <w:keepLines/>
+        <w:spacing w:after="60" w:before="200"/>
+        <w:jc w:val="center"/>
+      </w:pPr>
+      <w:r>
+        <w:drawing>
+          <wp:inline distT="0" distB="0" distL="0" distR="0">
+            <wp:extent cx="5762625" cy="4048125"/>
+            <wp:effectExtent t="0" r="0" b="0" l="0"/>
+            <wp:docPr id="1" name="" descr="" title=""/>
+            <wp:cNvGraphicFramePr>
+              <a:graphicFrameLocks xmlns:a="http://schemas.openxmlformats.org/drawingml/2006/main" noChangeAspect="1"/>
+            </wp:cNvGraphicFramePr>
+            <a:graphic xmlns:a="http://schemas.openxmlformats.org/drawingml/2006/main">
+              <a:graphicData uri="http://schemas.openxmlformats.org/drawingml/2006/picture">
+                <pic:pic xmlns:pic="http://schemas.openxmlformats.org/drawingml/2006/picture">
+                  <pic:nvPicPr>
+                    <pic:cNvPr id="0" name="" descr=""/>
+                    <pic:cNvPicPr>
+                      <a:picLocks noChangeAspect="1" noChangeArrowheads="1"/>
+                    </pic:cNvPicPr>
+                  </pic:nvPicPr>
+                  <pic:blipFill>
+                    <a:blip r:embed="rId24" cstate="none"/>
+                    <a:srcRect/>
+                    <a:stretch>
+                      <a:fillRect/>
+                    </a:stretch>
+                  </pic:blipFill>
+                  <pic:spPr bwMode="auto">
+                    <a:xfrm>
+                      <a:off x="0" y="0"/>
                       <a:ext cx="5762625" cy="4048125"/>
                     </a:xfrm>
                     <a:prstGeom prst="rect">
@@ -6193,6 +6546,7 @@
     </w:p>
     <w:p>
       <w:pPr>
+        <w:keepNext/>
         <w:spacing w:after="220"/>
         <w:jc w:val="center"/>
       </w:pPr>
@@ -6205,7 +6559,7 @@
           <w:sz w:val="19"/>
           <w:szCs w:val="19"/>
         </w:rPr>
-        <w:t xml:space="preserve">Hình 16 — </w:t>
+        <w:t xml:space="preserve">Hình 17 — </w:t>
       </w:r>
       <w:r>
         <w:rPr>
@@ -6611,6 +6965,8 @@
     </w:p>
     <w:p>
       <w:pPr>
+        <w:keepNext/>
+        <w:keepLines/>
         <w:spacing w:after="60" w:before="200"/>
         <w:jc w:val="center"/>
       </w:pPr>
@@ -6633,7 +6989,7 @@
                     </pic:cNvPicPr>
                   </pic:nvPicPr>
                   <pic:blipFill>
-                    <a:blip r:embed="rId24" cstate="none"/>
+                    <a:blip r:embed="rId25" cstate="none"/>
                     <a:srcRect/>
                     <a:stretch>
                       <a:fillRect/>
@@ -6657,6 +7013,7 @@
     </w:p>
     <w:p>
       <w:pPr>
+        <w:keepNext/>
         <w:spacing w:after="220"/>
         <w:jc w:val="center"/>
       </w:pPr>
@@ -6669,7 +7026,7 @@
           <w:sz w:val="19"/>
           <w:szCs w:val="19"/>
         </w:rPr>
-        <w:t xml:space="preserve">Hình 17 — </w:t>
+        <w:t xml:space="preserve">Hình 18 — </w:t>
       </w:r>
       <w:r>
         <w:rPr>
@@ -7130,6 +7487,8 @@
     </w:p>
     <w:p>
       <w:pPr>
+        <w:keepNext/>
+        <w:keepLines/>
         <w:spacing w:after="60" w:before="200"/>
         <w:jc w:val="center"/>
       </w:pPr>
@@ -7152,7 +7511,7 @@
                     </pic:cNvPicPr>
                   </pic:nvPicPr>
                   <pic:blipFill>
-                    <a:blip r:embed="rId25" cstate="none"/>
+                    <a:blip r:embed="rId26" cstate="none"/>
                     <a:srcRect/>
                     <a:stretch>
                       <a:fillRect/>
@@ -7176,6 +7535,7 @@
     </w:p>
     <w:p>
       <w:pPr>
+        <w:keepNext/>
         <w:spacing w:after="220"/>
         <w:jc w:val="center"/>
       </w:pPr>
@@ -7188,7 +7548,7 @@
           <w:sz w:val="19"/>
           <w:szCs w:val="19"/>
         </w:rPr>
-        <w:t xml:space="preserve">Hình 18 — </w:t>
+        <w:t xml:space="preserve">Hình 19 — </w:t>
       </w:r>
       <w:r>
         <w:rPr>
@@ -7589,13 +7949,15 @@
     </w:p>
     <w:p>
       <w:pPr>
+        <w:keepNext/>
+        <w:keepLines/>
         <w:spacing w:after="60" w:before="200"/>
         <w:jc w:val="center"/>
       </w:pPr>
       <w:r>
         <w:drawing>
           <wp:inline distT="0" distB="0" distL="0" distR="0">
-            <wp:extent cx="5762625" cy="7677150"/>
+            <wp:extent cx="3895725" cy="5191125"/>
             <wp:effectExtent t="0" r="0" b="0" l="0"/>
             <wp:docPr id="1" name="" descr="" title=""/>
             <wp:cNvGraphicFramePr>
@@ -7611,7 +7973,7 @@
                     </pic:cNvPicPr>
                   </pic:nvPicPr>
                   <pic:blipFill>
-                    <a:blip r:embed="rId26" cstate="none"/>
+                    <a:blip r:embed="rId27" cstate="none"/>
                     <a:srcRect/>
                     <a:stretch>
                       <a:fillRect/>
@@ -7620,7 +7982,7 @@
                   <pic:spPr bwMode="auto">
                     <a:xfrm>
                       <a:off x="0" y="0"/>
-                      <a:ext cx="5762625" cy="7677150"/>
+                      <a:ext cx="3895725" cy="5191125"/>
                     </a:xfrm>
                     <a:prstGeom prst="rect">
                       <a:avLst/>
@@ -7635,6 +7997,7 @@
     </w:p>
     <w:p>
       <w:pPr>
+        <w:keepNext/>
         <w:spacing w:after="220"/>
         <w:jc w:val="center"/>
       </w:pPr>
@@ -7647,7 +8010,7 @@
           <w:sz w:val="19"/>
           <w:szCs w:val="19"/>
         </w:rPr>
-        <w:t xml:space="preserve">Hình 19 — </w:t>
+        <w:t xml:space="preserve">Hình 20 — </w:t>
       </w:r>
       <w:r>
         <w:rPr>
@@ -8312,6 +8675,8 @@
     </w:p>
     <w:p>
       <w:pPr>
+        <w:keepNext/>
+        <w:keepLines/>
         <w:spacing w:after="60" w:before="200"/>
         <w:jc w:val="center"/>
       </w:pPr>
@@ -8319,436 +8684,6 @@
         <w:drawing>
           <wp:inline distT="0" distB="0" distL="0" distR="0">
             <wp:extent cx="5762625" cy="5181600"/>
-            <wp:effectExtent t="0" r="0" b="0" l="0"/>
-            <wp:docPr id="1" name="" descr="" title=""/>
-            <wp:cNvGraphicFramePr>
-              <a:graphicFrameLocks xmlns:a="http://schemas.openxmlformats.org/drawingml/2006/main" noChangeAspect="1"/>
-            </wp:cNvGraphicFramePr>
-            <a:graphic xmlns:a="http://schemas.openxmlformats.org/drawingml/2006/main">
-              <a:graphicData uri="http://schemas.openxmlformats.org/drawingml/2006/picture">
-                <pic:pic xmlns:pic="http://schemas.openxmlformats.org/drawingml/2006/picture">
-                  <pic:nvPicPr>
-                    <pic:cNvPr id="0" name="" descr=""/>
-                    <pic:cNvPicPr>
-                      <a:picLocks noChangeAspect="1" noChangeArrowheads="1"/>
-                    </pic:cNvPicPr>
-                  </pic:nvPicPr>
-                  <pic:blipFill>
-                    <a:blip r:embed="rId27" cstate="none"/>
-                    <a:srcRect/>
-                    <a:stretch>
-                      <a:fillRect/>
-                    </a:stretch>
-                  </pic:blipFill>
-                  <pic:spPr bwMode="auto">
-                    <a:xfrm>
-                      <a:off x="0" y="0"/>
-                      <a:ext cx="5762625" cy="5181600"/>
-                    </a:xfrm>
-                    <a:prstGeom prst="rect">
-                      <a:avLst/>
-                    </a:prstGeom>
-                  </pic:spPr>
-                </pic:pic>
-              </a:graphicData>
-            </a:graphic>
-          </wp:inline>
-        </w:drawing>
-      </w:r>
-    </w:p>
-    <w:p>
-      <w:pPr>
-        <w:spacing w:after="220"/>
-        <w:jc w:val="center"/>
-      </w:pPr>
-      <w:r>
-        <w:rPr>
-          <w:rFonts w:ascii="Arial" w:cs="Arial" w:eastAsia="Arial" w:hAnsi="Arial"/>
-          <w:b/>
-          <w:bCs/>
-          <w:color w:val="5A6472"/>
-          <w:sz w:val="19"/>
-          <w:szCs w:val="19"/>
-        </w:rPr>
-        <w:t xml:space="preserve">Hình 20 — </w:t>
-      </w:r>
-      <w:r>
-        <w:rPr>
-          <w:rFonts w:ascii="Arial" w:cs="Arial" w:eastAsia="Arial" w:hAnsi="Arial"/>
-          <w:b w:val="false"/>
-          <w:bCs w:val="false"/>
-          <w:i/>
-          <w:iCs/>
-          <w:color w:val="5A6472"/>
-          <w:sz w:val="19"/>
-          <w:szCs w:val="19"/>
-        </w:rPr>
-        <w:t xml:space="preserve">Trang Chia sẻ sách của giáo viên.</w:t>
-      </w:r>
-    </w:p>
-    <w:p>
-      <w:pPr>
-        <w:spacing w:after="70" w:line="276"/>
-        <w:ind w:left="360" w:hanging="360"/>
-      </w:pPr>
-      <w:r>
-        <w:rPr>
-          <w:rFonts w:ascii="Arial" w:cs="Arial" w:eastAsia="Arial" w:hAnsi="Arial"/>
-          <w:b/>
-          <w:bCs/>
-          <w:color w:val="C05621"/>
-          <w:sz w:val="21"/>
-          <w:szCs w:val="21"/>
-        </w:rPr>
-        <w:t xml:space="preserve">1  </w:t>
-      </w:r>
-      <w:r>
-        <w:rPr>
-          <w:rFonts w:ascii="Arial" w:cs="Arial" w:eastAsia="Arial" w:hAnsi="Arial"/>
-          <w:b w:val="false"/>
-          <w:bCs w:val="false"/>
-          <w:i w:val="false"/>
-          <w:iCs w:val="false"/>
-          <w:color w:val="1A1A1A"/>
-          <w:sz w:val="21"/>
-          <w:szCs w:val="21"/>
-        </w:rPr>
-        <w:t xml:space="preserve">Hai thẻ: </w:t>
-      </w:r>
-      <w:r>
-        <w:rPr>
-          <w:rFonts w:ascii="Arial" w:cs="Arial" w:eastAsia="Arial" w:hAnsi="Arial"/>
-          <w:b/>
-          <w:bCs/>
-          <w:i w:val="false"/>
-          <w:iCs w:val="false"/>
-          <w:color w:val="1A1A1A"/>
-          <w:sz w:val="21"/>
-          <w:szCs w:val="21"/>
-        </w:rPr>
-        <w:t xml:space="preserve">Kết quả chia sẻ</w:t>
-      </w:r>
-      <w:r>
-        <w:rPr>
-          <w:rFonts w:ascii="Arial" w:cs="Arial" w:eastAsia="Arial" w:hAnsi="Arial"/>
-          <w:b w:val="false"/>
-          <w:bCs w:val="false"/>
-          <w:i w:val="false"/>
-          <w:iCs w:val="false"/>
-          <w:color w:val="1A1A1A"/>
-          <w:sz w:val="21"/>
-          <w:szCs w:val="21"/>
-        </w:rPr>
-        <w:t xml:space="preserve"> (bài các em đã nộp) và </w:t>
-      </w:r>
-      <w:r>
-        <w:rPr>
-          <w:rFonts w:ascii="Arial" w:cs="Arial" w:eastAsia="Arial" w:hAnsi="Arial"/>
-          <w:b/>
-          <w:bCs/>
-          <w:i w:val="false"/>
-          <w:iCs w:val="false"/>
-          <w:color w:val="1A1A1A"/>
-          <w:sz w:val="21"/>
-          <w:szCs w:val="21"/>
-        </w:rPr>
-        <w:t xml:space="preserve">Xếp lịch &amp; chấm</w:t>
-      </w:r>
-      <w:r>
-        <w:rPr>
-          <w:rFonts w:ascii="Arial" w:cs="Arial" w:eastAsia="Arial" w:hAnsi="Arial"/>
-          <w:b w:val="false"/>
-          <w:bCs w:val="false"/>
-          <w:i w:val="false"/>
-          <w:iCs w:val="false"/>
-          <w:color w:val="1A1A1A"/>
-          <w:sz w:val="21"/>
-          <w:szCs w:val="21"/>
-        </w:rPr>
-        <w:t xml:space="preserve">.</w:t>
-      </w:r>
-    </w:p>
-    <w:p>
-      <w:pPr>
-        <w:spacing w:after="70" w:line="276"/>
-        <w:ind w:left="360" w:hanging="360"/>
-      </w:pPr>
-      <w:r>
-        <w:rPr>
-          <w:rFonts w:ascii="Arial" w:cs="Arial" w:eastAsia="Arial" w:hAnsi="Arial"/>
-          <w:b/>
-          <w:bCs/>
-          <w:color w:val="C05621"/>
-          <w:sz w:val="21"/>
-          <w:szCs w:val="21"/>
-        </w:rPr>
-        <w:t xml:space="preserve">2  </w:t>
-      </w:r>
-      <w:r>
-        <w:rPr>
-          <w:rFonts w:ascii="Arial" w:cs="Arial" w:eastAsia="Arial" w:hAnsi="Arial"/>
-          <w:b w:val="false"/>
-          <w:bCs w:val="false"/>
-          <w:i w:val="false"/>
-          <w:iCs w:val="false"/>
-          <w:color w:val="1A1A1A"/>
-          <w:sz w:val="21"/>
-          <w:szCs w:val="21"/>
-        </w:rPr>
-        <w:t xml:space="preserve">Dải </w:t>
-      </w:r>
-      <w:r>
-        <w:rPr>
-          <w:rFonts w:ascii="Arial" w:cs="Arial" w:eastAsia="Arial" w:hAnsi="Arial"/>
-          <w:b/>
-          <w:bCs/>
-          <w:i w:val="false"/>
-          <w:iCs w:val="false"/>
-          <w:color w:val="1A1A1A"/>
-          <w:sz w:val="21"/>
-          <w:szCs w:val="21"/>
-        </w:rPr>
-        <w:t xml:space="preserve">Sắp chia sẻ sách</w:t>
-      </w:r>
-      <w:r>
-        <w:rPr>
-          <w:rFonts w:ascii="Arial" w:cs="Arial" w:eastAsia="Arial" w:hAnsi="Arial"/>
-          <w:b w:val="false"/>
-          <w:bCs w:val="false"/>
-          <w:i w:val="false"/>
-          <w:iCs w:val="false"/>
-          <w:color w:val="1A1A1A"/>
-          <w:sz w:val="21"/>
-          <w:szCs w:val="21"/>
-        </w:rPr>
-        <w:t xml:space="preserve"> — ai tới lượt tuần này và các tuần kế tiếp, kèm tình trạng nộp bài.</w:t>
-      </w:r>
-    </w:p>
-    <w:p>
-      <w:pPr>
-        <w:spacing w:after="200"/>
-      </w:pPr>
-    </w:p>
-    <w:p>
-      <w:pPr>
-        <w:pStyle w:val="Heading2"/>
-        <w:spacing w:after="140" w:before="300"/>
-      </w:pPr>
-      <w:r>
-        <w:rPr>
-          <w:rFonts w:ascii="Arial" w:cs="Arial" w:eastAsia="Arial" w:hAnsi="Arial"/>
-          <w:b/>
-          <w:bCs/>
-          <w:color w:val="1C4E80"/>
-          <w:sz w:val="26"/>
-          <w:szCs w:val="26"/>
-        </w:rPr>
-        <w:t xml:space="preserve">8.1 Xếp lịch</w:t>
-      </w:r>
-    </w:p>
-    <w:p>
-      <w:pPr>
-        <w:spacing w:after="120" w:line="288"/>
-        <w:ind w:left="360" w:hanging="360"/>
-      </w:pPr>
-      <w:r>
-        <w:rPr>
-          <w:rFonts w:ascii="Arial" w:cs="Arial" w:eastAsia="Arial" w:hAnsi="Arial"/>
-          <w:b/>
-          <w:bCs/>
-          <w:color w:val="C05621"/>
-          <w:sz w:val="22"/>
-          <w:szCs w:val="22"/>
-        </w:rPr>
-        <w:t xml:space="preserve">1. </w:t>
-      </w:r>
-      <w:r>
-        <w:rPr>
-          <w:rFonts w:ascii="Arial" w:cs="Arial" w:eastAsia="Arial" w:hAnsi="Arial"/>
-          <w:b w:val="false"/>
-          <w:bCs w:val="false"/>
-          <w:i w:val="false"/>
-          <w:iCs w:val="false"/>
-          <w:color w:val="1A1A1A"/>
-          <w:sz w:val="22"/>
-          <w:szCs w:val="22"/>
-        </w:rPr>
-        <w:t xml:space="preserve">Bấm thẻ </w:t>
-      </w:r>
-      <w:r>
-        <w:rPr>
-          <w:rFonts w:ascii="Arial" w:cs="Arial" w:eastAsia="Arial" w:hAnsi="Arial"/>
-          <w:b/>
-          <w:bCs/>
-          <w:i w:val="false"/>
-          <w:iCs w:val="false"/>
-          <w:color w:val="1A1A1A"/>
-          <w:sz w:val="22"/>
-          <w:szCs w:val="22"/>
-        </w:rPr>
-        <w:t xml:space="preserve">Xếp lịch &amp; chấm</w:t>
-      </w:r>
-      <w:r>
-        <w:rPr>
-          <w:rFonts w:ascii="Arial" w:cs="Arial" w:eastAsia="Arial" w:hAnsi="Arial"/>
-          <w:b w:val="false"/>
-          <w:bCs w:val="false"/>
-          <w:i w:val="false"/>
-          <w:iCs w:val="false"/>
-          <w:color w:val="1A1A1A"/>
-          <w:sz w:val="22"/>
-          <w:szCs w:val="22"/>
-        </w:rPr>
-        <w:t xml:space="preserve">.</w:t>
-      </w:r>
-    </w:p>
-    <w:p>
-      <w:pPr>
-        <w:spacing w:after="120" w:line="288"/>
-        <w:ind w:left="360" w:hanging="360"/>
-      </w:pPr>
-      <w:r>
-        <w:rPr>
-          <w:rFonts w:ascii="Arial" w:cs="Arial" w:eastAsia="Arial" w:hAnsi="Arial"/>
-          <w:b/>
-          <w:bCs/>
-          <w:color w:val="C05621"/>
-          <w:sz w:val="22"/>
-          <w:szCs w:val="22"/>
-        </w:rPr>
-        <w:t xml:space="preserve">2. </w:t>
-      </w:r>
-      <w:r>
-        <w:rPr>
-          <w:rFonts w:ascii="Arial" w:cs="Arial" w:eastAsia="Arial" w:hAnsi="Arial"/>
-          <w:b w:val="false"/>
-          <w:bCs w:val="false"/>
-          <w:i w:val="false"/>
-          <w:iCs w:val="false"/>
-          <w:color w:val="1A1A1A"/>
-          <w:sz w:val="22"/>
-          <w:szCs w:val="22"/>
-        </w:rPr>
-        <w:t xml:space="preserve">Với mỗi tuần, chọn em phụ trách và đặt </w:t>
-      </w:r>
-      <w:r>
-        <w:rPr>
-          <w:rFonts w:ascii="Arial" w:cs="Arial" w:eastAsia="Arial" w:hAnsi="Arial"/>
-          <w:b/>
-          <w:bCs/>
-          <w:i w:val="false"/>
-          <w:iCs w:val="false"/>
-          <w:color w:val="1A1A1A"/>
-          <w:sz w:val="22"/>
-          <w:szCs w:val="22"/>
-        </w:rPr>
-        <w:t xml:space="preserve">ngày báo cáo</w:t>
-      </w:r>
-      <w:r>
-        <w:rPr>
-          <w:rFonts w:ascii="Arial" w:cs="Arial" w:eastAsia="Arial" w:hAnsi="Arial"/>
-          <w:b w:val="false"/>
-          <w:bCs w:val="false"/>
-          <w:i w:val="false"/>
-          <w:iCs w:val="false"/>
-          <w:color w:val="1A1A1A"/>
-          <w:sz w:val="22"/>
-          <w:szCs w:val="22"/>
-        </w:rPr>
-        <w:t xml:space="preserve">.</w:t>
-      </w:r>
-    </w:p>
-    <w:p>
-      <w:pPr>
-        <w:spacing w:after="120" w:line="288"/>
-        <w:ind w:left="360" w:hanging="360"/>
-      </w:pPr>
-      <w:r>
-        <w:rPr>
-          <w:rFonts w:ascii="Arial" w:cs="Arial" w:eastAsia="Arial" w:hAnsi="Arial"/>
-          <w:b/>
-          <w:bCs/>
-          <w:color w:val="C05621"/>
-          <w:sz w:val="22"/>
-          <w:szCs w:val="22"/>
-        </w:rPr>
-        <w:t xml:space="preserve">3. </w:t>
-      </w:r>
-      <w:r>
-        <w:rPr>
-          <w:rFonts w:ascii="Arial" w:cs="Arial" w:eastAsia="Arial" w:hAnsi="Arial"/>
-          <w:b w:val="false"/>
-          <w:bCs w:val="false"/>
-          <w:i w:val="false"/>
-          <w:iCs w:val="false"/>
-          <w:color w:val="1A1A1A"/>
-          <w:sz w:val="22"/>
-          <w:szCs w:val="22"/>
-        </w:rPr>
-        <w:t xml:space="preserve">Tuần ôn thi, thi, nghỉ Tết thì đặt là </w:t>
-      </w:r>
-      <w:r>
-        <w:rPr>
-          <w:rFonts w:ascii="Arial" w:cs="Arial" w:eastAsia="Arial" w:hAnsi="Arial"/>
-          <w:b/>
-          <w:bCs/>
-          <w:i w:val="false"/>
-          <w:iCs w:val="false"/>
-          <w:color w:val="1A1A1A"/>
-          <w:sz w:val="22"/>
-          <w:szCs w:val="22"/>
-        </w:rPr>
-        <w:t xml:space="preserve">tuần nghỉ</w:t>
-      </w:r>
-      <w:r>
-        <w:rPr>
-          <w:rFonts w:ascii="Arial" w:cs="Arial" w:eastAsia="Arial" w:hAnsi="Arial"/>
-          <w:b w:val="false"/>
-          <w:bCs w:val="false"/>
-          <w:i w:val="false"/>
-          <w:iCs w:val="false"/>
-          <w:color w:val="1A1A1A"/>
-          <w:sz w:val="22"/>
-          <w:szCs w:val="22"/>
-        </w:rPr>
-        <w:t xml:space="preserve">; tuần trống còn lại để </w:t>
-      </w:r>
-      <w:r>
-        <w:rPr>
-          <w:rFonts w:ascii="Arial" w:cs="Arial" w:eastAsia="Arial" w:hAnsi="Arial"/>
-          <w:b/>
-          <w:bCs/>
-          <w:i w:val="false"/>
-          <w:iCs w:val="false"/>
-          <w:color w:val="1A1A1A"/>
-          <w:sz w:val="22"/>
-          <w:szCs w:val="22"/>
-        </w:rPr>
-        <w:t xml:space="preserve">dự phòng</w:t>
-      </w:r>
-      <w:r>
-        <w:rPr>
-          <w:rFonts w:ascii="Arial" w:cs="Arial" w:eastAsia="Arial" w:hAnsi="Arial"/>
-          <w:b w:val="false"/>
-          <w:bCs w:val="false"/>
-          <w:i w:val="false"/>
-          <w:iCs w:val="false"/>
-          <w:color w:val="1A1A1A"/>
-          <w:sz w:val="22"/>
-          <w:szCs w:val="22"/>
-        </w:rPr>
-        <w:t xml:space="preserve"> cho những lần cần dời lịch.</w:t>
-      </w:r>
-    </w:p>
-    <w:p>
-      <w:pPr>
-        <w:spacing w:after="60" w:before="200"/>
-        <w:jc w:val="center"/>
-      </w:pPr>
-      <w:r>
-        <w:drawing>
-          <wp:inline distT="0" distB="0" distL="0" distR="0">
-            <wp:extent cx="5762625" cy="2790825"/>
             <wp:effectExtent t="0" r="0" b="0" l="0"/>
             <wp:docPr id="1" name="" descr="" title=""/>
             <wp:cNvGraphicFramePr>
@@ -8773,6 +8708,439 @@
                   <pic:spPr bwMode="auto">
                     <a:xfrm>
                       <a:off x="0" y="0"/>
+                      <a:ext cx="5762625" cy="5181600"/>
+                    </a:xfrm>
+                    <a:prstGeom prst="rect">
+                      <a:avLst/>
+                    </a:prstGeom>
+                  </pic:spPr>
+                </pic:pic>
+              </a:graphicData>
+            </a:graphic>
+          </wp:inline>
+        </w:drawing>
+      </w:r>
+    </w:p>
+    <w:p>
+      <w:pPr>
+        <w:keepNext/>
+        <w:spacing w:after="220"/>
+        <w:jc w:val="center"/>
+      </w:pPr>
+      <w:r>
+        <w:rPr>
+          <w:rFonts w:ascii="Arial" w:cs="Arial" w:eastAsia="Arial" w:hAnsi="Arial"/>
+          <w:b/>
+          <w:bCs/>
+          <w:color w:val="5A6472"/>
+          <w:sz w:val="19"/>
+          <w:szCs w:val="19"/>
+        </w:rPr>
+        <w:t xml:space="preserve">Hình 21 — </w:t>
+      </w:r>
+      <w:r>
+        <w:rPr>
+          <w:rFonts w:ascii="Arial" w:cs="Arial" w:eastAsia="Arial" w:hAnsi="Arial"/>
+          <w:b w:val="false"/>
+          <w:bCs w:val="false"/>
+          <w:i/>
+          <w:iCs/>
+          <w:color w:val="5A6472"/>
+          <w:sz w:val="19"/>
+          <w:szCs w:val="19"/>
+        </w:rPr>
+        <w:t xml:space="preserve">Trang Chia sẻ sách của giáo viên.</w:t>
+      </w:r>
+    </w:p>
+    <w:p>
+      <w:pPr>
+        <w:spacing w:after="70" w:line="276"/>
+        <w:ind w:left="360" w:hanging="360"/>
+      </w:pPr>
+      <w:r>
+        <w:rPr>
+          <w:rFonts w:ascii="Arial" w:cs="Arial" w:eastAsia="Arial" w:hAnsi="Arial"/>
+          <w:b/>
+          <w:bCs/>
+          <w:color w:val="C05621"/>
+          <w:sz w:val="21"/>
+          <w:szCs w:val="21"/>
+        </w:rPr>
+        <w:t xml:space="preserve">1  </w:t>
+      </w:r>
+      <w:r>
+        <w:rPr>
+          <w:rFonts w:ascii="Arial" w:cs="Arial" w:eastAsia="Arial" w:hAnsi="Arial"/>
+          <w:b w:val="false"/>
+          <w:bCs w:val="false"/>
+          <w:i w:val="false"/>
+          <w:iCs w:val="false"/>
+          <w:color w:val="1A1A1A"/>
+          <w:sz w:val="21"/>
+          <w:szCs w:val="21"/>
+        </w:rPr>
+        <w:t xml:space="preserve">Hai thẻ: </w:t>
+      </w:r>
+      <w:r>
+        <w:rPr>
+          <w:rFonts w:ascii="Arial" w:cs="Arial" w:eastAsia="Arial" w:hAnsi="Arial"/>
+          <w:b/>
+          <w:bCs/>
+          <w:i w:val="false"/>
+          <w:iCs w:val="false"/>
+          <w:color w:val="1A1A1A"/>
+          <w:sz w:val="21"/>
+          <w:szCs w:val="21"/>
+        </w:rPr>
+        <w:t xml:space="preserve">Kết quả chia sẻ</w:t>
+      </w:r>
+      <w:r>
+        <w:rPr>
+          <w:rFonts w:ascii="Arial" w:cs="Arial" w:eastAsia="Arial" w:hAnsi="Arial"/>
+          <w:b w:val="false"/>
+          <w:bCs w:val="false"/>
+          <w:i w:val="false"/>
+          <w:iCs w:val="false"/>
+          <w:color w:val="1A1A1A"/>
+          <w:sz w:val="21"/>
+          <w:szCs w:val="21"/>
+        </w:rPr>
+        <w:t xml:space="preserve"> (bài các em đã nộp) và </w:t>
+      </w:r>
+      <w:r>
+        <w:rPr>
+          <w:rFonts w:ascii="Arial" w:cs="Arial" w:eastAsia="Arial" w:hAnsi="Arial"/>
+          <w:b/>
+          <w:bCs/>
+          <w:i w:val="false"/>
+          <w:iCs w:val="false"/>
+          <w:color w:val="1A1A1A"/>
+          <w:sz w:val="21"/>
+          <w:szCs w:val="21"/>
+        </w:rPr>
+        <w:t xml:space="preserve">Xếp lịch &amp; chấm</w:t>
+      </w:r>
+      <w:r>
+        <w:rPr>
+          <w:rFonts w:ascii="Arial" w:cs="Arial" w:eastAsia="Arial" w:hAnsi="Arial"/>
+          <w:b w:val="false"/>
+          <w:bCs w:val="false"/>
+          <w:i w:val="false"/>
+          <w:iCs w:val="false"/>
+          <w:color w:val="1A1A1A"/>
+          <w:sz w:val="21"/>
+          <w:szCs w:val="21"/>
+        </w:rPr>
+        <w:t xml:space="preserve">.</w:t>
+      </w:r>
+    </w:p>
+    <w:p>
+      <w:pPr>
+        <w:spacing w:after="70" w:line="276"/>
+        <w:ind w:left="360" w:hanging="360"/>
+      </w:pPr>
+      <w:r>
+        <w:rPr>
+          <w:rFonts w:ascii="Arial" w:cs="Arial" w:eastAsia="Arial" w:hAnsi="Arial"/>
+          <w:b/>
+          <w:bCs/>
+          <w:color w:val="C05621"/>
+          <w:sz w:val="21"/>
+          <w:szCs w:val="21"/>
+        </w:rPr>
+        <w:t xml:space="preserve">2  </w:t>
+      </w:r>
+      <w:r>
+        <w:rPr>
+          <w:rFonts w:ascii="Arial" w:cs="Arial" w:eastAsia="Arial" w:hAnsi="Arial"/>
+          <w:b w:val="false"/>
+          <w:bCs w:val="false"/>
+          <w:i w:val="false"/>
+          <w:iCs w:val="false"/>
+          <w:color w:val="1A1A1A"/>
+          <w:sz w:val="21"/>
+          <w:szCs w:val="21"/>
+        </w:rPr>
+        <w:t xml:space="preserve">Dải </w:t>
+      </w:r>
+      <w:r>
+        <w:rPr>
+          <w:rFonts w:ascii="Arial" w:cs="Arial" w:eastAsia="Arial" w:hAnsi="Arial"/>
+          <w:b/>
+          <w:bCs/>
+          <w:i w:val="false"/>
+          <w:iCs w:val="false"/>
+          <w:color w:val="1A1A1A"/>
+          <w:sz w:val="21"/>
+          <w:szCs w:val="21"/>
+        </w:rPr>
+        <w:t xml:space="preserve">Sắp chia sẻ sách</w:t>
+      </w:r>
+      <w:r>
+        <w:rPr>
+          <w:rFonts w:ascii="Arial" w:cs="Arial" w:eastAsia="Arial" w:hAnsi="Arial"/>
+          <w:b w:val="false"/>
+          <w:bCs w:val="false"/>
+          <w:i w:val="false"/>
+          <w:iCs w:val="false"/>
+          <w:color w:val="1A1A1A"/>
+          <w:sz w:val="21"/>
+          <w:szCs w:val="21"/>
+        </w:rPr>
+        <w:t xml:space="preserve"> — ai tới lượt tuần này và các tuần kế tiếp, kèm tình trạng nộp bài.</w:t>
+      </w:r>
+    </w:p>
+    <w:p>
+      <w:pPr>
+        <w:spacing w:after="200"/>
+      </w:pPr>
+    </w:p>
+    <w:p>
+      <w:pPr>
+        <w:pStyle w:val="Heading2"/>
+        <w:spacing w:after="140" w:before="300"/>
+      </w:pPr>
+      <w:r>
+        <w:rPr>
+          <w:rFonts w:ascii="Arial" w:cs="Arial" w:eastAsia="Arial" w:hAnsi="Arial"/>
+          <w:b/>
+          <w:bCs/>
+          <w:color w:val="1C4E80"/>
+          <w:sz w:val="26"/>
+          <w:szCs w:val="26"/>
+        </w:rPr>
+        <w:t xml:space="preserve">8.1 Xếp lịch</w:t>
+      </w:r>
+    </w:p>
+    <w:p>
+      <w:pPr>
+        <w:spacing w:after="120" w:line="288"/>
+        <w:ind w:left="360" w:hanging="360"/>
+      </w:pPr>
+      <w:r>
+        <w:rPr>
+          <w:rFonts w:ascii="Arial" w:cs="Arial" w:eastAsia="Arial" w:hAnsi="Arial"/>
+          <w:b/>
+          <w:bCs/>
+          <w:color w:val="C05621"/>
+          <w:sz w:val="22"/>
+          <w:szCs w:val="22"/>
+        </w:rPr>
+        <w:t xml:space="preserve">1. </w:t>
+      </w:r>
+      <w:r>
+        <w:rPr>
+          <w:rFonts w:ascii="Arial" w:cs="Arial" w:eastAsia="Arial" w:hAnsi="Arial"/>
+          <w:b w:val="false"/>
+          <w:bCs w:val="false"/>
+          <w:i w:val="false"/>
+          <w:iCs w:val="false"/>
+          <w:color w:val="1A1A1A"/>
+          <w:sz w:val="22"/>
+          <w:szCs w:val="22"/>
+        </w:rPr>
+        <w:t xml:space="preserve">Bấm thẻ </w:t>
+      </w:r>
+      <w:r>
+        <w:rPr>
+          <w:rFonts w:ascii="Arial" w:cs="Arial" w:eastAsia="Arial" w:hAnsi="Arial"/>
+          <w:b/>
+          <w:bCs/>
+          <w:i w:val="false"/>
+          <w:iCs w:val="false"/>
+          <w:color w:val="1A1A1A"/>
+          <w:sz w:val="22"/>
+          <w:szCs w:val="22"/>
+        </w:rPr>
+        <w:t xml:space="preserve">Xếp lịch &amp; chấm</w:t>
+      </w:r>
+      <w:r>
+        <w:rPr>
+          <w:rFonts w:ascii="Arial" w:cs="Arial" w:eastAsia="Arial" w:hAnsi="Arial"/>
+          <w:b w:val="false"/>
+          <w:bCs w:val="false"/>
+          <w:i w:val="false"/>
+          <w:iCs w:val="false"/>
+          <w:color w:val="1A1A1A"/>
+          <w:sz w:val="22"/>
+          <w:szCs w:val="22"/>
+        </w:rPr>
+        <w:t xml:space="preserve">.</w:t>
+      </w:r>
+    </w:p>
+    <w:p>
+      <w:pPr>
+        <w:spacing w:after="120" w:line="288"/>
+        <w:ind w:left="360" w:hanging="360"/>
+      </w:pPr>
+      <w:r>
+        <w:rPr>
+          <w:rFonts w:ascii="Arial" w:cs="Arial" w:eastAsia="Arial" w:hAnsi="Arial"/>
+          <w:b/>
+          <w:bCs/>
+          <w:color w:val="C05621"/>
+          <w:sz w:val="22"/>
+          <w:szCs w:val="22"/>
+        </w:rPr>
+        <w:t xml:space="preserve">2. </w:t>
+      </w:r>
+      <w:r>
+        <w:rPr>
+          <w:rFonts w:ascii="Arial" w:cs="Arial" w:eastAsia="Arial" w:hAnsi="Arial"/>
+          <w:b w:val="false"/>
+          <w:bCs w:val="false"/>
+          <w:i w:val="false"/>
+          <w:iCs w:val="false"/>
+          <w:color w:val="1A1A1A"/>
+          <w:sz w:val="22"/>
+          <w:szCs w:val="22"/>
+        </w:rPr>
+        <w:t xml:space="preserve">Với mỗi tuần, chọn em phụ trách và đặt </w:t>
+      </w:r>
+      <w:r>
+        <w:rPr>
+          <w:rFonts w:ascii="Arial" w:cs="Arial" w:eastAsia="Arial" w:hAnsi="Arial"/>
+          <w:b/>
+          <w:bCs/>
+          <w:i w:val="false"/>
+          <w:iCs w:val="false"/>
+          <w:color w:val="1A1A1A"/>
+          <w:sz w:val="22"/>
+          <w:szCs w:val="22"/>
+        </w:rPr>
+        <w:t xml:space="preserve">ngày báo cáo</w:t>
+      </w:r>
+      <w:r>
+        <w:rPr>
+          <w:rFonts w:ascii="Arial" w:cs="Arial" w:eastAsia="Arial" w:hAnsi="Arial"/>
+          <w:b w:val="false"/>
+          <w:bCs w:val="false"/>
+          <w:i w:val="false"/>
+          <w:iCs w:val="false"/>
+          <w:color w:val="1A1A1A"/>
+          <w:sz w:val="22"/>
+          <w:szCs w:val="22"/>
+        </w:rPr>
+        <w:t xml:space="preserve">.</w:t>
+      </w:r>
+    </w:p>
+    <w:p>
+      <w:pPr>
+        <w:spacing w:after="120" w:line="288"/>
+        <w:ind w:left="360" w:hanging="360"/>
+      </w:pPr>
+      <w:r>
+        <w:rPr>
+          <w:rFonts w:ascii="Arial" w:cs="Arial" w:eastAsia="Arial" w:hAnsi="Arial"/>
+          <w:b/>
+          <w:bCs/>
+          <w:color w:val="C05621"/>
+          <w:sz w:val="22"/>
+          <w:szCs w:val="22"/>
+        </w:rPr>
+        <w:t xml:space="preserve">3. </w:t>
+      </w:r>
+      <w:r>
+        <w:rPr>
+          <w:rFonts w:ascii="Arial" w:cs="Arial" w:eastAsia="Arial" w:hAnsi="Arial"/>
+          <w:b w:val="false"/>
+          <w:bCs w:val="false"/>
+          <w:i w:val="false"/>
+          <w:iCs w:val="false"/>
+          <w:color w:val="1A1A1A"/>
+          <w:sz w:val="22"/>
+          <w:szCs w:val="22"/>
+        </w:rPr>
+        <w:t xml:space="preserve">Tuần ôn thi, thi, nghỉ Tết thì đặt là </w:t>
+      </w:r>
+      <w:r>
+        <w:rPr>
+          <w:rFonts w:ascii="Arial" w:cs="Arial" w:eastAsia="Arial" w:hAnsi="Arial"/>
+          <w:b/>
+          <w:bCs/>
+          <w:i w:val="false"/>
+          <w:iCs w:val="false"/>
+          <w:color w:val="1A1A1A"/>
+          <w:sz w:val="22"/>
+          <w:szCs w:val="22"/>
+        </w:rPr>
+        <w:t xml:space="preserve">tuần nghỉ</w:t>
+      </w:r>
+      <w:r>
+        <w:rPr>
+          <w:rFonts w:ascii="Arial" w:cs="Arial" w:eastAsia="Arial" w:hAnsi="Arial"/>
+          <w:b w:val="false"/>
+          <w:bCs w:val="false"/>
+          <w:i w:val="false"/>
+          <w:iCs w:val="false"/>
+          <w:color w:val="1A1A1A"/>
+          <w:sz w:val="22"/>
+          <w:szCs w:val="22"/>
+        </w:rPr>
+        <w:t xml:space="preserve">; tuần trống còn lại để </w:t>
+      </w:r>
+      <w:r>
+        <w:rPr>
+          <w:rFonts w:ascii="Arial" w:cs="Arial" w:eastAsia="Arial" w:hAnsi="Arial"/>
+          <w:b/>
+          <w:bCs/>
+          <w:i w:val="false"/>
+          <w:iCs w:val="false"/>
+          <w:color w:val="1A1A1A"/>
+          <w:sz w:val="22"/>
+          <w:szCs w:val="22"/>
+        </w:rPr>
+        <w:t xml:space="preserve">dự phòng</w:t>
+      </w:r>
+      <w:r>
+        <w:rPr>
+          <w:rFonts w:ascii="Arial" w:cs="Arial" w:eastAsia="Arial" w:hAnsi="Arial"/>
+          <w:b w:val="false"/>
+          <w:bCs w:val="false"/>
+          <w:i w:val="false"/>
+          <w:iCs w:val="false"/>
+          <w:color w:val="1A1A1A"/>
+          <w:sz w:val="22"/>
+          <w:szCs w:val="22"/>
+        </w:rPr>
+        <w:t xml:space="preserve"> cho những lần cần dời lịch.</w:t>
+      </w:r>
+    </w:p>
+    <w:p>
+      <w:pPr>
+        <w:keepNext/>
+        <w:keepLines/>
+        <w:spacing w:after="60" w:before="200"/>
+        <w:jc w:val="center"/>
+      </w:pPr>
+      <w:r>
+        <w:drawing>
+          <wp:inline distT="0" distB="0" distL="0" distR="0">
+            <wp:extent cx="5762625" cy="2790825"/>
+            <wp:effectExtent t="0" r="0" b="0" l="0"/>
+            <wp:docPr id="1" name="" descr="" title=""/>
+            <wp:cNvGraphicFramePr>
+              <a:graphicFrameLocks xmlns:a="http://schemas.openxmlformats.org/drawingml/2006/main" noChangeAspect="1"/>
+            </wp:cNvGraphicFramePr>
+            <a:graphic xmlns:a="http://schemas.openxmlformats.org/drawingml/2006/main">
+              <a:graphicData uri="http://schemas.openxmlformats.org/drawingml/2006/picture">
+                <pic:pic xmlns:pic="http://schemas.openxmlformats.org/drawingml/2006/picture">
+                  <pic:nvPicPr>
+                    <pic:cNvPr id="0" name="" descr=""/>
+                    <pic:cNvPicPr>
+                      <a:picLocks noChangeAspect="1" noChangeArrowheads="1"/>
+                    </pic:cNvPicPr>
+                  </pic:nvPicPr>
+                  <pic:blipFill>
+                    <a:blip r:embed="rId29" cstate="none"/>
+                    <a:srcRect/>
+                    <a:stretch>
+                      <a:fillRect/>
+                    </a:stretch>
+                  </pic:blipFill>
+                  <pic:spPr bwMode="auto">
+                    <a:xfrm>
+                      <a:off x="0" y="0"/>
                       <a:ext cx="5762625" cy="2790825"/>
                     </a:xfrm>
                     <a:prstGeom prst="rect">
@@ -8788,6 +9156,7 @@
     </w:p>
     <w:p>
       <w:pPr>
+        <w:keepNext/>
         <w:spacing w:after="220"/>
         <w:jc w:val="center"/>
       </w:pPr>
@@ -8800,7 +9169,7 @@
           <w:sz w:val="19"/>
           <w:szCs w:val="19"/>
         </w:rPr>
-        <w:t xml:space="preserve">Hình 21 — </w:t>
+        <w:t xml:space="preserve">Hình 22 — </w:t>
       </w:r>
       <w:r>
         <w:rPr>
@@ -8936,143 +9305,15 @@
     </w:p>
     <w:p>
       <w:pPr>
+        <w:keepNext/>
+        <w:keepLines/>
         <w:spacing w:after="60" w:before="200"/>
         <w:jc w:val="center"/>
       </w:pPr>
       <w:r>
         <w:drawing>
           <wp:inline distT="0" distB="0" distL="0" distR="0">
-            <wp:extent cx="5762625" cy="6353175"/>
-            <wp:effectExtent t="0" r="0" b="0" l="0"/>
-            <wp:docPr id="1" name="" descr="" title=""/>
-            <wp:cNvGraphicFramePr>
-              <a:graphicFrameLocks xmlns:a="http://schemas.openxmlformats.org/drawingml/2006/main" noChangeAspect="1"/>
-            </wp:cNvGraphicFramePr>
-            <a:graphic xmlns:a="http://schemas.openxmlformats.org/drawingml/2006/main">
-              <a:graphicData uri="http://schemas.openxmlformats.org/drawingml/2006/picture">
-                <pic:pic xmlns:pic="http://schemas.openxmlformats.org/drawingml/2006/picture">
-                  <pic:nvPicPr>
-                    <pic:cNvPr id="0" name="" descr=""/>
-                    <pic:cNvPicPr>
-                      <a:picLocks noChangeAspect="1" noChangeArrowheads="1"/>
-                    </pic:cNvPicPr>
-                  </pic:nvPicPr>
-                  <pic:blipFill>
-                    <a:blip r:embed="rId29" cstate="none"/>
-                    <a:srcRect/>
-                    <a:stretch>
-                      <a:fillRect/>
-                    </a:stretch>
-                  </pic:blipFill>
-                  <pic:spPr bwMode="auto">
-                    <a:xfrm>
-                      <a:off x="0" y="0"/>
-                      <a:ext cx="5762625" cy="6353175"/>
-                    </a:xfrm>
-                    <a:prstGeom prst="rect">
-                      <a:avLst/>
-                    </a:prstGeom>
-                  </pic:spPr>
-                </pic:pic>
-              </a:graphicData>
-            </a:graphic>
-          </wp:inline>
-        </w:drawing>
-      </w:r>
-    </w:p>
-    <w:p>
-      <w:pPr>
-        <w:spacing w:after="220"/>
-        <w:jc w:val="center"/>
-      </w:pPr>
-      <w:r>
-        <w:rPr>
-          <w:rFonts w:ascii="Arial" w:cs="Arial" w:eastAsia="Arial" w:hAnsi="Arial"/>
-          <w:b/>
-          <w:bCs/>
-          <w:color w:val="5A6472"/>
-          <w:sz w:val="19"/>
-          <w:szCs w:val="19"/>
-        </w:rPr>
-        <w:t xml:space="preserve">Hình 22 — </w:t>
-      </w:r>
-      <w:r>
-        <w:rPr>
-          <w:rFonts w:ascii="Arial" w:cs="Arial" w:eastAsia="Arial" w:hAnsi="Arial"/>
-          <w:b w:val="false"/>
-          <w:bCs w:val="false"/>
-          <w:i/>
-          <w:iCs/>
-          <w:color w:val="5A6472"/>
-          <w:sz w:val="19"/>
-          <w:szCs w:val="19"/>
-        </w:rPr>
-        <w:t xml:space="preserve">Cửa sổ chấm bài chia sẻ sách.</w:t>
-      </w:r>
-    </w:p>
-    <w:p>
-      <w:pPr>
-        <w:spacing w:after="140" w:line="288"/>
-      </w:pPr>
-      <w:r>
-        <w:rPr>
-          <w:rFonts w:ascii="Arial" w:cs="Arial" w:eastAsia="Arial" w:hAnsi="Arial"/>
-          <w:b w:val="false"/>
-          <w:bCs w:val="false"/>
-          <w:i w:val="false"/>
-          <w:iCs w:val="false"/>
-          <w:color w:val="1A1A1A"/>
-          <w:sz w:val="22"/>
-          <w:szCs w:val="22"/>
-        </w:rPr>
-        <w:t xml:space="preserve">Cửa sổ hiện đủ tên sách, tóm tắt nội dung, bài học rút ra và liên kết trình chiếu — thầy cô đọc rồi chấm ngay, không phải mở nhiều chỗ.</w:t>
-      </w:r>
-    </w:p>
-    <w:p>
-      <w:pPr>
-        <w:pStyle w:val="Heading1"/>
-        <w:pageBreakBefore/>
-        <w:spacing w:after="200" w:before="240"/>
-      </w:pPr>
-      <w:r>
-        <w:rPr>
-          <w:rFonts w:ascii="Arial" w:cs="Arial" w:eastAsia="Arial" w:hAnsi="Arial"/>
-          <w:b/>
-          <w:bCs/>
-          <w:color w:val="1C4E80"/>
-          <w:sz w:val="32"/>
-          <w:szCs w:val="32"/>
-        </w:rPr>
-        <w:t xml:space="preserve">9. Giao việc cho cán sự</w:t>
-      </w:r>
-    </w:p>
-    <w:p>
-      <w:pPr>
-        <w:spacing w:after="140" w:line="288"/>
-      </w:pPr>
-      <w:r>
-        <w:rPr>
-          <w:rFonts w:ascii="Arial" w:cs="Arial" w:eastAsia="Arial" w:hAnsi="Arial"/>
-          <w:b w:val="false"/>
-          <w:bCs w:val="false"/>
-          <w:i w:val="false"/>
-          <w:iCs w:val="false"/>
-          <w:color w:val="1A1A1A"/>
-          <w:sz w:val="22"/>
-          <w:szCs w:val="22"/>
-        </w:rPr>
-        <w:t xml:space="preserve">Thầy cô giao được một phần việc cho học sinh trong lớp — thường là lớp trưởng hoặc cán sự học tập.</w:t>
-      </w:r>
-    </w:p>
-    <w:p>
-      <w:pPr>
-        <w:spacing w:after="60" w:before="200"/>
-        <w:jc w:val="center"/>
-      </w:pPr>
-      <w:r>
-        <w:drawing>
-          <wp:inline distT="0" distB="0" distL="0" distR="0">
-            <wp:extent cx="5762625" cy="2419350"/>
+            <wp:extent cx="4705350" cy="5191125"/>
             <wp:effectExtent t="0" r="0" b="0" l="0"/>
             <wp:docPr id="1" name="" descr="" title=""/>
             <wp:cNvGraphicFramePr>
@@ -9097,6 +9338,139 @@
                   <pic:spPr bwMode="auto">
                     <a:xfrm>
                       <a:off x="0" y="0"/>
+                      <a:ext cx="4705350" cy="5191125"/>
+                    </a:xfrm>
+                    <a:prstGeom prst="rect">
+                      <a:avLst/>
+                    </a:prstGeom>
+                  </pic:spPr>
+                </pic:pic>
+              </a:graphicData>
+            </a:graphic>
+          </wp:inline>
+        </w:drawing>
+      </w:r>
+    </w:p>
+    <w:p>
+      <w:pPr>
+        <w:keepNext/>
+        <w:spacing w:after="220"/>
+        <w:jc w:val="center"/>
+      </w:pPr>
+      <w:r>
+        <w:rPr>
+          <w:rFonts w:ascii="Arial" w:cs="Arial" w:eastAsia="Arial" w:hAnsi="Arial"/>
+          <w:b/>
+          <w:bCs/>
+          <w:color w:val="5A6472"/>
+          <w:sz w:val="19"/>
+          <w:szCs w:val="19"/>
+        </w:rPr>
+        <w:t xml:space="preserve">Hình 23 — </w:t>
+      </w:r>
+      <w:r>
+        <w:rPr>
+          <w:rFonts w:ascii="Arial" w:cs="Arial" w:eastAsia="Arial" w:hAnsi="Arial"/>
+          <w:b w:val="false"/>
+          <w:bCs w:val="false"/>
+          <w:i/>
+          <w:iCs/>
+          <w:color w:val="5A6472"/>
+          <w:sz w:val="19"/>
+          <w:szCs w:val="19"/>
+        </w:rPr>
+        <w:t xml:space="preserve">Cửa sổ chấm bài chia sẻ sách.</w:t>
+      </w:r>
+    </w:p>
+    <w:p>
+      <w:pPr>
+        <w:spacing w:after="140" w:line="288"/>
+      </w:pPr>
+      <w:r>
+        <w:rPr>
+          <w:rFonts w:ascii="Arial" w:cs="Arial" w:eastAsia="Arial" w:hAnsi="Arial"/>
+          <w:b w:val="false"/>
+          <w:bCs w:val="false"/>
+          <w:i w:val="false"/>
+          <w:iCs w:val="false"/>
+          <w:color w:val="1A1A1A"/>
+          <w:sz w:val="22"/>
+          <w:szCs w:val="22"/>
+        </w:rPr>
+        <w:t xml:space="preserve">Cửa sổ hiện đủ tên sách, tóm tắt nội dung, bài học rút ra và liên kết trình chiếu — thầy cô đọc rồi chấm ngay, không phải mở nhiều chỗ.</w:t>
+      </w:r>
+    </w:p>
+    <w:p>
+      <w:pPr>
+        <w:pStyle w:val="Heading1"/>
+        <w:pageBreakBefore/>
+        <w:spacing w:after="200" w:before="240"/>
+      </w:pPr>
+      <w:r>
+        <w:rPr>
+          <w:rFonts w:ascii="Arial" w:cs="Arial" w:eastAsia="Arial" w:hAnsi="Arial"/>
+          <w:b/>
+          <w:bCs/>
+          <w:color w:val="1C4E80"/>
+          <w:sz w:val="32"/>
+          <w:szCs w:val="32"/>
+        </w:rPr>
+        <w:t xml:space="preserve">9. Giao việc cho cán sự</w:t>
+      </w:r>
+    </w:p>
+    <w:p>
+      <w:pPr>
+        <w:spacing w:after="140" w:line="288"/>
+      </w:pPr>
+      <w:r>
+        <w:rPr>
+          <w:rFonts w:ascii="Arial" w:cs="Arial" w:eastAsia="Arial" w:hAnsi="Arial"/>
+          <w:b w:val="false"/>
+          <w:bCs w:val="false"/>
+          <w:i w:val="false"/>
+          <w:iCs w:val="false"/>
+          <w:color w:val="1A1A1A"/>
+          <w:sz w:val="22"/>
+          <w:szCs w:val="22"/>
+        </w:rPr>
+        <w:t xml:space="preserve">Thầy cô giao được một phần việc cho học sinh trong lớp — thường là lớp trưởng hoặc cán sự học tập.</w:t>
+      </w:r>
+    </w:p>
+    <w:p>
+      <w:pPr>
+        <w:keepNext/>
+        <w:keepLines/>
+        <w:spacing w:after="60" w:before="200"/>
+        <w:jc w:val="center"/>
+      </w:pPr>
+      <w:r>
+        <w:drawing>
+          <wp:inline distT="0" distB="0" distL="0" distR="0">
+            <wp:extent cx="5762625" cy="2419350"/>
+            <wp:effectExtent t="0" r="0" b="0" l="0"/>
+            <wp:docPr id="1" name="" descr="" title=""/>
+            <wp:cNvGraphicFramePr>
+              <a:graphicFrameLocks xmlns:a="http://schemas.openxmlformats.org/drawingml/2006/main" noChangeAspect="1"/>
+            </wp:cNvGraphicFramePr>
+            <a:graphic xmlns:a="http://schemas.openxmlformats.org/drawingml/2006/main">
+              <a:graphicData uri="http://schemas.openxmlformats.org/drawingml/2006/picture">
+                <pic:pic xmlns:pic="http://schemas.openxmlformats.org/drawingml/2006/picture">
+                  <pic:nvPicPr>
+                    <pic:cNvPr id="0" name="" descr=""/>
+                    <pic:cNvPicPr>
+                      <a:picLocks noChangeAspect="1" noChangeArrowheads="1"/>
+                    </pic:cNvPicPr>
+                  </pic:nvPicPr>
+                  <pic:blipFill>
+                    <a:blip r:embed="rId31" cstate="none"/>
+                    <a:srcRect/>
+                    <a:stretch>
+                      <a:fillRect/>
+                    </a:stretch>
+                  </pic:blipFill>
+                  <pic:spPr bwMode="auto">
+                    <a:xfrm>
+                      <a:off x="0" y="0"/>
                       <a:ext cx="5762625" cy="2419350"/>
                     </a:xfrm>
                     <a:prstGeom prst="rect">
@@ -9112,6 +9486,7 @@
     </w:p>
     <w:p>
       <w:pPr>
+        <w:keepNext/>
         <w:spacing w:after="220"/>
         <w:jc w:val="center"/>
       </w:pPr>
@@ -9124,7 +9499,7 @@
           <w:sz w:val="19"/>
           <w:szCs w:val="19"/>
         </w:rPr>
-        <w:t xml:space="preserve">Hình 23 — </w:t>
+        <w:t xml:space="preserve">Hình 24 — </w:t>
       </w:r>
       <w:r>
         <w:rPr>
@@ -9780,6 +10155,8 @@
     </w:p>
     <w:p>
       <w:pPr>
+        <w:keepNext/>
+        <w:keepLines/>
         <w:spacing w:after="60" w:before="200"/>
         <w:jc w:val="center"/>
       </w:pPr>
@@ -9802,7 +10179,7 @@
                     </pic:cNvPicPr>
                   </pic:nvPicPr>
                   <pic:blipFill>
-                    <a:blip r:embed="rId31" cstate="none"/>
+                    <a:blip r:embed="rId32" cstate="none"/>
                     <a:srcRect/>
                     <a:stretch>
                       <a:fillRect/>
@@ -9826,6 +10203,7 @@
     </w:p>
     <w:p>
       <w:pPr>
+        <w:keepNext/>
         <w:spacing w:after="220"/>
         <w:jc w:val="center"/>
       </w:pPr>
@@ -9838,7 +10216,7 @@
           <w:sz w:val="19"/>
           <w:szCs w:val="19"/>
         </w:rPr>
-        <w:t xml:space="preserve">Hình 24 — </w:t>
+        <w:t xml:space="preserve">Hình 25 — </w:t>
       </w:r>
       <w:r>
         <w:rPr>

--- a/docs/huong-dan/Huong-dan-giao-vien.docx
+++ b/docs/huong-dan/Huong-dan-giao-vien.docx
@@ -2617,7 +2617,59 @@
           <w:sz w:val="22"/>
           <w:szCs w:val="22"/>
         </w:rPr>
-        <w:t xml:space="preserve">Tải file mẫu, điền hai cột </w:t>
+        <w:t xml:space="preserve">Bấm </w:t>
+      </w:r>
+      <w:r>
+        <w:rPr>
+          <w:rFonts w:ascii="Arial" w:cs="Arial" w:eastAsia="Arial" w:hAnsi="Arial"/>
+          <w:b/>
+          <w:bCs/>
+          <w:i w:val="false"/>
+          <w:iCs w:val="false"/>
+          <w:color w:val="1A1A1A"/>
+          <w:sz w:val="22"/>
+          <w:szCs w:val="22"/>
+        </w:rPr>
+        <w:t xml:space="preserve">Tải file mẫu Excel</w:t>
+      </w:r>
+      <w:r>
+        <w:rPr>
+          <w:rFonts w:ascii="Arial" w:cs="Arial" w:eastAsia="Arial" w:hAnsi="Arial"/>
+          <w:b w:val="false"/>
+          <w:bCs w:val="false"/>
+          <w:i w:val="false"/>
+          <w:iCs w:val="false"/>
+          <w:color w:val="1A1A1A"/>
+          <w:sz w:val="22"/>
+          <w:szCs w:val="22"/>
+        </w:rPr>
+        <w:t xml:space="preserve">, điền ba cột </w:t>
+      </w:r>
+      <w:r>
+        <w:rPr>
+          <w:rFonts w:ascii="Arial" w:cs="Arial" w:eastAsia="Arial" w:hAnsi="Arial"/>
+          <w:b/>
+          <w:bCs/>
+          <w:i w:val="false"/>
+          <w:iCs w:val="false"/>
+          <w:color w:val="1A1A1A"/>
+          <w:sz w:val="22"/>
+          <w:szCs w:val="22"/>
+        </w:rPr>
+        <w:t xml:space="preserve">STT</w:t>
+      </w:r>
+      <w:r>
+        <w:rPr>
+          <w:rFonts w:ascii="Arial" w:cs="Arial" w:eastAsia="Arial" w:hAnsi="Arial"/>
+          <w:b w:val="false"/>
+          <w:bCs w:val="false"/>
+          <w:i w:val="false"/>
+          <w:iCs w:val="false"/>
+          <w:color w:val="1A1A1A"/>
+          <w:sz w:val="22"/>
+          <w:szCs w:val="22"/>
+        </w:rPr>
+        <w:t xml:space="preserve">, </w:t>
       </w:r>
       <w:r>
         <w:rPr>
@@ -2643,33 +2695,33 @@
           <w:sz w:val="22"/>
           <w:szCs w:val="22"/>
         </w:rPr>
-        <w:t xml:space="preserve"> và </w:t>
-      </w:r>
-      <w:r>
-        <w:rPr>
-          <w:rFonts w:ascii="Arial" w:cs="Arial" w:eastAsia="Arial" w:hAnsi="Arial"/>
-          <w:b/>
-          <w:bCs/>
-          <w:i w:val="false"/>
-          <w:iCs w:val="false"/>
-          <w:color w:val="1A1A1A"/>
-          <w:sz w:val="22"/>
-          <w:szCs w:val="22"/>
-        </w:rPr>
-        <w:t xml:space="preserve">Họ và tên</w:t>
-      </w:r>
-      <w:r>
-        <w:rPr>
-          <w:rFonts w:ascii="Arial" w:cs="Arial" w:eastAsia="Arial" w:hAnsi="Arial"/>
-          <w:b w:val="false"/>
-          <w:bCs w:val="false"/>
-          <w:i w:val="false"/>
-          <w:iCs w:val="false"/>
-          <w:color w:val="1A1A1A"/>
-          <w:sz w:val="22"/>
-          <w:szCs w:val="22"/>
-        </w:rPr>
-        <w:t xml:space="preserve">, rồi chọn file.</w:t>
+        <w:t xml:space="preserve">, </w:t>
+      </w:r>
+      <w:r>
+        <w:rPr>
+          <w:rFonts w:ascii="Arial" w:cs="Arial" w:eastAsia="Arial" w:hAnsi="Arial"/>
+          <w:b/>
+          <w:bCs/>
+          <w:i w:val="false"/>
+          <w:iCs w:val="false"/>
+          <w:color w:val="1A1A1A"/>
+          <w:sz w:val="22"/>
+          <w:szCs w:val="22"/>
+        </w:rPr>
+        <w:t xml:space="preserve">Họ và tên học sinh</w:t>
+      </w:r>
+      <w:r>
+        <w:rPr>
+          <w:rFonts w:ascii="Arial" w:cs="Arial" w:eastAsia="Arial" w:hAnsi="Arial"/>
+          <w:b w:val="false"/>
+          <w:bCs w:val="false"/>
+          <w:i w:val="false"/>
+          <w:iCs w:val="false"/>
+          <w:color w:val="1A1A1A"/>
+          <w:sz w:val="22"/>
+          <w:szCs w:val="22"/>
+        </w:rPr>
+        <w:t xml:space="preserve"> — giữ nguyên tên cột ở dòng đầu — rồi chọn file.</w:t>
       </w:r>
     </w:p>
     <w:p>

--- a/docs/huong-dan/Huong-dan-giao-vien.docx
+++ b/docs/huong-dan/Huong-dan-giao-vien.docx
@@ -96,7 +96,7 @@
           <w:sz w:val="18"/>
           <w:szCs w:val="18"/>
         </w:rPr>
-        <w:t xml:space="preserve">Cập nhật 13/9/2026</w:t>
+        <w:t xml:space="preserve">Cập nhật 14/9/2026</w:t>
       </w:r>
     </w:p>
     <w:p>
